--- a/Интернет вещей/9ая лаба/ЛР9_ИВ_отчет.docx
+++ b/Интернет вещей/9ая лаба/ЛР9_ИВ_отчет.docx
@@ -11,9 +11,10 @@
           <w:rFonts w:ascii="Times New Roman" w:hAnsi="Times New Roman"/>
           <w:sz w:val="28"/>
         </w:rPr>
-        <w:t>МИНИСТЕРСТВО НАУКИ И ВЫСШЕГО ОБРАЗОВАНИЯ РФ</w:t>
-      </w:r>
-    </w:p>
+        <w:t>ГУАП</w:t>
+      </w:r>
+    </w:p>
+    <w:p/>
     <w:p>
       <w:pPr>
         <w:jc w:val="center"/>
@@ -23,9 +24,13 @@
           <w:rFonts w:ascii="Times New Roman" w:hAnsi="Times New Roman"/>
           <w:sz w:val="28"/>
         </w:rPr>
-        <w:t>ФГАОУ ВО «СПбГУАП»</w:t>
-      </w:r>
-    </w:p>
+        <w:t>КАФЕДРА № 42</w:t>
+      </w:r>
+    </w:p>
+    <w:p/>
+    <w:p/>
+    <w:p/>
+    <w:p/>
     <w:p>
       <w:pPr>
         <w:jc w:val="center"/>
@@ -35,14 +40,34 @@
           <w:rFonts w:ascii="Times New Roman" w:hAnsi="Times New Roman"/>
           <w:sz w:val="28"/>
         </w:rPr>
-        <w:t>Кафедра № 42</w:t>
+        <w:t>ОТЧЕТ</w:t>
       </w:r>
     </w:p>
     <w:p>
       <w:pPr>
         <w:jc w:val="center"/>
       </w:pPr>
-    </w:p>
+      <w:r>
+        <w:rPr>
+          <w:rFonts w:ascii="Times New Roman" w:hAnsi="Times New Roman"/>
+          <w:sz w:val="28"/>
+        </w:rPr>
+        <w:t>ЗАЩИЩЕН С ОЦЕНКОЙ ПРЕПОДАВАТЕЛЬ</w:t>
+      </w:r>
+    </w:p>
+    <w:p/>
+    <w:p/>
+    <w:p/>
+    <w:p/>
+    <w:p/>
+    <w:p/>
+    <w:p/>
+    <w:p/>
+    <w:p/>
+    <w:p/>
+    <w:p/>
+    <w:p/>
+    <w:p/>
     <w:p>
       <w:pPr>
         <w:jc w:val="center"/>
@@ -52,9 +77,16 @@
           <w:rFonts w:ascii="Times New Roman" w:hAnsi="Times New Roman"/>
           <w:sz w:val="28"/>
         </w:rPr>
-        <w:t>ОТЧЁТ</w:t>
-      </w:r>
-    </w:p>
+        <w:t>РАБОТУ ВЫПОЛНИЛ</w:t>
+      </w:r>
+    </w:p>
+    <w:p/>
+    <w:p/>
+    <w:p/>
+    <w:p/>
+    <w:p/>
+    <w:p/>
+    <w:p/>
     <w:p>
       <w:pPr>
         <w:jc w:val="center"/>
@@ -64,163 +96,4286 @@
           <w:rFonts w:ascii="Times New Roman" w:hAnsi="Times New Roman"/>
           <w:sz w:val="28"/>
         </w:rPr>
-        <w:t>ЛАБОРАТОРНАЯ РАБОТА № 9</w:t>
-      </w:r>
-    </w:p>
-    <w:p>
-      <w:pPr>
-        <w:jc w:val="center"/>
-      </w:pPr>
+        <w:t>Санкт-Петербург 2026</w:t>
+      </w:r>
+    </w:p>
+    <w:p/>
+    <w:p/>
+    <w:p>
       <w:r>
         <w:rPr>
           <w:rFonts w:ascii="Times New Roman" w:hAnsi="Times New Roman"/>
           <w:sz w:val="28"/>
         </w:rPr>
-        <w:t>Визуализация данных (Chart.js)</w:t>
-      </w:r>
-    </w:p>
-    <w:p>
-      <w:pPr>
-        <w:jc w:val="center"/>
-      </w:pPr>
-    </w:p>
-    <w:p>
-      <w:pPr>
-        <w:jc w:val="center"/>
-      </w:pPr>
+        <w:t>1 Цель работы</w:t>
+      </w:r>
+    </w:p>
+    <w:p>
       <w:r>
         <w:rPr>
           <w:rFonts w:ascii="Times New Roman" w:hAnsi="Times New Roman"/>
           <w:sz w:val="28"/>
         </w:rPr>
-        <w:t>по дисциплине «Интернет вещей в промышленности»</w:t>
-      </w:r>
-    </w:p>
-    <w:p>
-      <w:pPr>
-        <w:jc w:val="center"/>
-      </w:pPr>
-    </w:p>
-    <w:p>
-      <w:pPr>
-        <w:jc w:val="center"/>
-      </w:pPr>
+        <w:t>Приобретение навыков визуализации данных для задач мониторинга и управления.</w:t>
+      </w:r>
+    </w:p>
+    <w:p>
       <w:r>
         <w:rPr>
           <w:rFonts w:ascii="Times New Roman" w:hAnsi="Times New Roman"/>
           <w:sz w:val="28"/>
         </w:rPr>
-        <w:t>Санкт-Петербург</w:t>
-      </w:r>
-    </w:p>
-    <w:p>
-      <w:pPr>
-        <w:jc w:val="center"/>
-      </w:pPr>
+        <w:t>2 Задание и исходные данные</w:t>
+      </w:r>
+    </w:p>
+    <w:p>
       <w:r>
         <w:rPr>
           <w:rFonts w:ascii="Times New Roman" w:hAnsi="Times New Roman"/>
           <w:sz w:val="28"/>
         </w:rPr>
-        <w:t>2026</w:t>
-      </w:r>
-    </w:p>
-    <w:p>
-      <w:r>
-        <w:br w:type="page"/>
-      </w:r>
-    </w:p>
-    <w:p>
-      <w:pPr>
-        <w:pStyle w:val="Heading1"/>
-      </w:pPr>
-      <w:r>
-        <w:t>Содержание отчёта</w:t>
-      </w:r>
-    </w:p>
-    <w:p>
-      <w:pPr>
-        <w:pStyle w:val="ListNumber"/>
-      </w:pPr>
-      <w:r>
-        <w:t>1. Цель работы и задание</w:t>
-      </w:r>
-    </w:p>
-    <w:p>
-      <w:pPr>
-        <w:pStyle w:val="ListNumber"/>
-      </w:pPr>
-      <w:r>
-        <w:t>2. Ход работы и реализация</w:t>
-      </w:r>
-    </w:p>
-    <w:p>
-      <w:pPr>
-        <w:pStyle w:val="ListNumber"/>
-      </w:pPr>
-      <w:r>
-        <w:t>3. Выводы</w:t>
-      </w:r>
-    </w:p>
-    <w:p>
-      <w:pPr>
-        <w:pStyle w:val="ListNumber"/>
-      </w:pPr>
-      <w:r>
-        <w:t>4. Список файлов проекта в папке</w:t>
-      </w:r>
-    </w:p>
-    <w:p>
-      <w:r>
-        <w:br w:type="page"/>
-      </w:r>
-    </w:p>
-    <w:p>
-      <w:pPr>
-        <w:pStyle w:val="Heading1"/>
-      </w:pPr>
-      <w:r>
-        <w:t>1. Цель работы и задание</w:t>
-      </w:r>
-    </w:p>
-    <w:p>
-      <w:r>
-        <w:t>Цель: наглядное отображение рядов данных для задач управления.</w:t>
-        <w:br/>
-        <w:br/>
-        <w:t>Задание: график по данным из БД; улучшить оформление графика средствами chart.js.</w:t>
-        <w:br/>
-        <w:br/>
-        <w:t>Реализация: метод Logger.chart_series() формирует массивы меток времени и значений; маршрут /chart_data отдаёт JSON. Страница /charts подключает Chart.js 3.5.0 с cdn unpkg; строится линейный график температуры.</w:t>
-        <w:br/>
-        <w:br/>
-        <w:t>Вывод: пользователь видит динамику температуры по журналу измерений.</w:t>
-      </w:r>
-    </w:p>
-    <w:p>
-      <w:pPr>
-        <w:pStyle w:val="Heading1"/>
-      </w:pPr>
-      <w:r>
-        <w:t>2. Структура проекта в папке</w:t>
-      </w:r>
-    </w:p>
-    <w:p>
-      <w:r>
-        <w:t>app.py — точка входа Flask; things.py — классы вещей и вспомогательные классы; templates/ — HTML; static/css/, static/js/ — стили и скрипты; requirements.txt — зависимости.</w:t>
-      </w:r>
-    </w:p>
-    <w:p>
-      <w:pPr>
-        <w:pStyle w:val="Heading1"/>
-      </w:pPr>
-      <w:r>
-        <w:t>3. Выводы</w:t>
-      </w:r>
-    </w:p>
-    <w:p>
-      <w:r>
-        <w:t>Работа выполнена в соответствии с разделом методического пособия; приложение запускается командой python app.py из данной папки.</w:t>
+        <w:t>Построить график по данным из базы (журнал измерений). Оформить график средствами библиотеки Chart.js (тип линии, подписи осей, легенда по возможности). Обеспечить получение данных для графика с сервера (отдельный маршрут API).</w:t>
+      </w:r>
+    </w:p>
+    <w:p>
+      <w:r>
+        <w:rPr>
+          <w:rFonts w:ascii="Times New Roman" w:hAnsi="Times New Roman"/>
+          <w:sz w:val="28"/>
+        </w:rPr>
+        <w:t>3 Ход выполнения задания</w:t>
+      </w:r>
+    </w:p>
+    <w:p>
+      <w:r>
+        <w:rPr>
+          <w:rFonts w:ascii="Times New Roman" w:hAnsi="Times New Roman"/>
+          <w:sz w:val="28"/>
+        </w:rPr>
+        <w:t>В Logger добавлен метод chart_series(limit): из последних записей Temperature формируются массивы меток времени и значений температуры. Маршрут GET /chart_data возвращает JSON для клиента. Страница templates/charts.html подключает Chart.js с CDN, выполняет ajax-запрос к /chart_data и строит линейную диаграмму. На главной странице добавлена ссылка на раздел с графиком. Результаты работы представлены на рисунке 1 – 2.</w:t>
+      </w:r>
+    </w:p>
+    <w:p>
+      <w:r>
+        <w:rPr>
+          <w:rFonts w:ascii="Times New Roman" w:hAnsi="Times New Roman"/>
+          <w:sz w:val="28"/>
+        </w:rPr>
+        <w:t>Рисунок 1 – Результаты работы программы</w:t>
+      </w:r>
+    </w:p>
+    <w:p/>
+    <w:p>
+      <w:r>
+        <w:rPr>
+          <w:rFonts w:ascii="Times New Roman" w:hAnsi="Times New Roman"/>
+          <w:sz w:val="28"/>
+        </w:rPr>
+        <w:t>Рисунок 2 – Результаты работы программы</w:t>
+      </w:r>
+    </w:p>
+    <w:p>
+      <w:r>
+        <w:rPr>
+          <w:rFonts w:ascii="Times New Roman" w:hAnsi="Times New Roman"/>
+          <w:sz w:val="28"/>
+        </w:rPr>
+        <w:t>4 Вывод</w:t>
+      </w:r>
+    </w:p>
+    <w:p>
+      <w:r>
+        <w:rPr>
+          <w:rFonts w:ascii="Times New Roman" w:hAnsi="Times New Roman"/>
+          <w:sz w:val="28"/>
+        </w:rPr>
+        <w:t>Реализована визуализация динамики температуры по накопленным в журнале данным с использованием Chart.js и отдельного API-маршрута.</w:t>
+      </w:r>
+    </w:p>
+    <w:p>
+      <w:r>
+        <w:rPr>
+          <w:rFonts w:ascii="Times New Roman" w:hAnsi="Times New Roman"/>
+          <w:sz w:val="28"/>
+        </w:rPr>
+        <w:t>Цель лабораторной работы по визуализации данных достигнута.</w:t>
+      </w:r>
+    </w:p>
+    <w:p>
+      <w:r>
+        <w:rPr>
+          <w:rFonts w:ascii="Times New Roman" w:hAnsi="Times New Roman"/>
+          <w:sz w:val="28"/>
+        </w:rPr>
+        <w:t>ПРИЛОЖЕНИЕ А</w:t>
+      </w:r>
+    </w:p>
+    <w:p>
+      <w:r>
+        <w:rPr>
+          <w:rFonts w:ascii="Times New Roman" w:hAnsi="Times New Roman"/>
+          <w:sz w:val="28"/>
+        </w:rPr>
+        <w:t>Листинг с кодом программы</w:t>
+      </w:r>
+    </w:p>
+    <w:p>
+      <w:r>
+        <w:rPr>
+          <w:rFonts w:ascii="Courier New" w:hAnsi="Courier New"/>
+          <w:sz w:val="20"/>
+        </w:rPr>
+        <w:t>&lt;!DOCTYPE html&gt;</w:t>
+      </w:r>
+    </w:p>
+    <w:p>
+      <w:r>
+        <w:rPr>
+          <w:rFonts w:ascii="Courier New" w:hAnsi="Courier New"/>
+          <w:sz w:val="20"/>
+        </w:rPr>
+        <w:t>&lt;html lang="ru"&gt;</w:t>
+      </w:r>
+    </w:p>
+    <w:p>
+      <w:r>
+        <w:rPr>
+          <w:rFonts w:ascii="Courier New" w:hAnsi="Courier New"/>
+          <w:sz w:val="20"/>
+        </w:rPr>
+        <w:t xml:space="preserve">  &lt;head&gt;</w:t>
+      </w:r>
+    </w:p>
+    <w:p>
+      <w:r>
+        <w:rPr>
+          <w:rFonts w:ascii="Courier New" w:hAnsi="Courier New"/>
+          <w:sz w:val="20"/>
+        </w:rPr>
+        <w:t xml:space="preserve">    &lt;meta charset="utf-8" /&gt;</w:t>
+      </w:r>
+    </w:p>
+    <w:p>
+      <w:r>
+        <w:rPr>
+          <w:rFonts w:ascii="Courier New" w:hAnsi="Courier New"/>
+          <w:sz w:val="20"/>
+        </w:rPr>
+        <w:t xml:space="preserve">    &lt;title&gt;Эмуляторы вещей&lt;/title&gt;</w:t>
+      </w:r>
+    </w:p>
+    <w:p>
+      <w:r>
+        <w:rPr>
+          <w:rFonts w:ascii="Courier New" w:hAnsi="Courier New"/>
+          <w:sz w:val="20"/>
+        </w:rPr>
+        <w:t xml:space="preserve">    &lt;link rel="stylesheet" href="{{ url_for('static', filename='css/main.css') }}" /&gt;</w:t>
+      </w:r>
+    </w:p>
+    <w:p>
+      <w:r>
+        <w:rPr>
+          <w:rFonts w:ascii="Courier New" w:hAnsi="Courier New"/>
+          <w:sz w:val="20"/>
+        </w:rPr>
+        <w:t xml:space="preserve">    &lt;script src="https://code.jquery.com/jquery-3.3.1.min.js"&gt;&lt;/script&gt;</w:t>
+      </w:r>
+    </w:p>
+    <w:p>
+      <w:r>
+        <w:rPr>
+          <w:rFonts w:ascii="Courier New" w:hAnsi="Courier New"/>
+          <w:sz w:val="20"/>
+        </w:rPr>
+        <w:t xml:space="preserve">    &lt;script src="{{ url_for('static', filename='js/index.js') }}"&gt;&lt;/script&gt;</w:t>
+      </w:r>
+    </w:p>
+    <w:p>
+      <w:r>
+        <w:rPr>
+          <w:rFonts w:ascii="Courier New" w:hAnsi="Courier New"/>
+          <w:sz w:val="20"/>
+        </w:rPr>
+        <w:t xml:space="preserve">  &lt;/head&gt;</w:t>
+      </w:r>
+    </w:p>
+    <w:p>
+      <w:r>
+        <w:rPr>
+          <w:rFonts w:ascii="Courier New" w:hAnsi="Courier New"/>
+          <w:sz w:val="20"/>
+        </w:rPr>
+        <w:t xml:space="preserve">  &lt;body&gt;</w:t>
+      </w:r>
+    </w:p>
+    <w:p>
+      <w:r>
+        <w:rPr>
+          <w:rFonts w:ascii="Courier New" w:hAnsi="Courier New"/>
+          <w:sz w:val="20"/>
+        </w:rPr>
+        <w:t xml:space="preserve">    &lt;p&gt;&lt;a href="{{ url_for('index') }}"&gt;← На главную&lt;/a&gt;&lt;/p&gt;</w:t>
+      </w:r>
+    </w:p>
+    <w:p>
+      <w:r>
+        <w:rPr>
+          <w:rFonts w:ascii="Courier New" w:hAnsi="Courier New"/>
+          <w:sz w:val="20"/>
+        </w:rPr>
+        <w:t xml:space="preserve">    &lt;h1&gt;Мониторинг и команды&lt;/h1&gt;</w:t>
+      </w:r>
+    </w:p>
+    <w:p/>
+    <w:p>
+      <w:r>
+        <w:rPr>
+          <w:rFonts w:ascii="Courier New" w:hAnsi="Courier New"/>
+          <w:sz w:val="20"/>
+        </w:rPr>
+        <w:t xml:space="preserve">    &lt;section&gt;</w:t>
+      </w:r>
+    </w:p>
+    <w:p>
+      <w:r>
+        <w:rPr>
+          <w:rFonts w:ascii="Courier New" w:hAnsi="Courier New"/>
+          <w:sz w:val="20"/>
+        </w:rPr>
+        <w:t xml:space="preserve">      &lt;h2&gt;Мониторинг&lt;/h2&gt;</w:t>
+      </w:r>
+    </w:p>
+    <w:p>
+      <w:r>
+        <w:rPr>
+          <w:rFonts w:ascii="Courier New" w:hAnsi="Courier New"/>
+          <w:sz w:val="20"/>
+        </w:rPr>
+        <w:t xml:space="preserve">      &lt;div class="row"&gt;</w:t>
+      </w:r>
+    </w:p>
+    <w:p>
+      <w:r>
+        <w:rPr>
+          <w:rFonts w:ascii="Courier New" w:hAnsi="Courier New"/>
+          <w:sz w:val="20"/>
+        </w:rPr>
+        <w:t xml:space="preserve">        &lt;label&gt;Температура °C &lt;input type="text" id="mon_env" readonly /&gt;&lt;/label&gt;</w:t>
+      </w:r>
+    </w:p>
+    <w:p>
+      <w:r>
+        <w:rPr>
+          <w:rFonts w:ascii="Courier New" w:hAnsi="Courier New"/>
+          <w:sz w:val="20"/>
+        </w:rPr>
+        <w:t xml:space="preserve">        &lt;label&gt;Счёт (гол) &lt;input type="text" id="mon_score" readonly /&gt;&lt;/label&gt;</w:t>
+      </w:r>
+    </w:p>
+    <w:p>
+      <w:r>
+        <w:rPr>
+          <w:rFonts w:ascii="Courier New" w:hAnsi="Courier New"/>
+          <w:sz w:val="20"/>
+        </w:rPr>
+        <w:t xml:space="preserve">      &lt;/div&gt;</w:t>
+      </w:r>
+    </w:p>
+    <w:p>
+      <w:r>
+        <w:rPr>
+          <w:rFonts w:ascii="Courier New" w:hAnsi="Courier New"/>
+          <w:sz w:val="20"/>
+        </w:rPr>
+        <w:t xml:space="preserve">      &lt;div class="row"&gt;</w:t>
+      </w:r>
+    </w:p>
+    <w:p>
+      <w:r>
+        <w:rPr>
+          <w:rFonts w:ascii="Courier New" w:hAnsi="Courier New"/>
+          <w:sz w:val="20"/>
+        </w:rPr>
+        <w:t xml:space="preserve">        &lt;label&gt;Зона &lt;input type="text" id="mon_zone" readonly /&gt;&lt;/label&gt;</w:t>
+      </w:r>
+    </w:p>
+    <w:p>
+      <w:r>
+        <w:rPr>
+          <w:rFonts w:ascii="Courier New" w:hAnsi="Courier New"/>
+          <w:sz w:val="20"/>
+        </w:rPr>
+        <w:t xml:space="preserve">        &lt;label&gt;Табло &lt;input type="text" id="mon_board" readonly /&gt;&lt;/label&gt;</w:t>
+      </w:r>
+    </w:p>
+    <w:p>
+      <w:r>
+        <w:rPr>
+          <w:rFonts w:ascii="Courier New" w:hAnsi="Courier New"/>
+          <w:sz w:val="20"/>
+        </w:rPr>
+        <w:t xml:space="preserve">      &lt;/div&gt;</w:t>
+      </w:r>
+    </w:p>
+    <w:p>
+      <w:r>
+        <w:rPr>
+          <w:rFonts w:ascii="Courier New" w:hAnsi="Courier New"/>
+          <w:sz w:val="20"/>
+        </w:rPr>
+        <w:t xml:space="preserve">    &lt;/section&gt;</w:t>
+      </w:r>
+    </w:p>
+    <w:p/>
+    <w:p>
+      <w:r>
+        <w:rPr>
+          <w:rFonts w:ascii="Courier New" w:hAnsi="Courier New"/>
+          <w:sz w:val="20"/>
+        </w:rPr>
+        <w:t xml:space="preserve">    &lt;section&gt;</w:t>
+      </w:r>
+    </w:p>
+    <w:p>
+      <w:r>
+        <w:rPr>
+          <w:rFonts w:ascii="Courier New" w:hAnsi="Courier New"/>
+          <w:sz w:val="20"/>
+        </w:rPr>
+        <w:t xml:space="preserve">      &lt;h2&gt;Управление&lt;/h2&gt;</w:t>
+      </w:r>
+    </w:p>
+    <w:p>
+      <w:r>
+        <w:rPr>
+          <w:rFonts w:ascii="Courier New" w:hAnsi="Courier New"/>
+          <w:sz w:val="20"/>
+        </w:rPr>
+        <w:t xml:space="preserve">      &lt;p&gt;Температура: ввод числа → &lt;code&gt;/connect&lt;/code&gt;.&lt;/p&gt;</w:t>
+      </w:r>
+    </w:p>
+    <w:p>
+      <w:r>
+        <w:rPr>
+          <w:rFonts w:ascii="Courier New" w:hAnsi="Courier New"/>
+          <w:sz w:val="20"/>
+        </w:rPr>
+        <w:t xml:space="preserve">      &lt;input type="text" id="cmd_env" placeholder="23.5" /&gt;</w:t>
+      </w:r>
+    </w:p>
+    <w:p>
+      <w:r>
+        <w:rPr>
+          <w:rFonts w:ascii="Courier New" w:hAnsi="Courier New"/>
+          <w:sz w:val="20"/>
+        </w:rPr>
+        <w:t xml:space="preserve">      &lt;button type="button" id="btn_env"&gt;Отправить температуру&lt;/button&gt;</w:t>
+      </w:r>
+    </w:p>
+    <w:p>
+      <w:r>
+        <w:rPr>
+          <w:rFonts w:ascii="Courier New" w:hAnsi="Courier New"/>
+          <w:sz w:val="20"/>
+        </w:rPr>
+        <w:t xml:space="preserve">      &lt;span id="cmd_env_reply"&gt;&lt;/span&gt;</w:t>
+      </w:r>
+    </w:p>
+    <w:p/>
+    <w:p>
+      <w:r>
+        <w:rPr>
+          <w:rFonts w:ascii="Courier New" w:hAnsi="Courier New"/>
+          <w:sz w:val="20"/>
+        </w:rPr>
+        <w:t xml:space="preserve">      &lt;p&gt;Счёт 0/1: &lt;input type="text" id="cmd_score" placeholder="1" /&gt; &lt;button type="button" id="btn_score"&gt;Отправить&lt;/button&gt;&lt;/p&gt;</w:t>
+      </w:r>
+    </w:p>
+    <w:p>
+      <w:r>
+        <w:rPr>
+          <w:rFonts w:ascii="Courier New" w:hAnsi="Courier New"/>
+          <w:sz w:val="20"/>
+        </w:rPr>
+        <w:t xml:space="preserve">      &lt;p&gt;Зона: &lt;input type="text" id="cmd_zone" placeholder="paint" /&gt; &lt;button type="button" id="btn_zone"&gt;Отправить&lt;/button&gt;&lt;/p&gt;</w:t>
+      </w:r>
+    </w:p>
+    <w:p>
+      <w:r>
+        <w:rPr>
+          <w:rFonts w:ascii="Courier New" w:hAnsi="Courier New"/>
+          <w:sz w:val="20"/>
+        </w:rPr>
+        <w:t xml:space="preserve">      &lt;p&gt;Счёт табло «A-B»: &lt;input type="text" id="cmd_board" placeholder="12-10" /&gt; &lt;button type="button" id="btn_board"&gt;Отправить&lt;/button&gt;&lt;/p&gt;</w:t>
+      </w:r>
+    </w:p>
+    <w:p>
+      <w:r>
+        <w:rPr>
+          <w:rFonts w:ascii="Courier New" w:hAnsi="Courier New"/>
+          <w:sz w:val="20"/>
+        </w:rPr>
+        <w:t xml:space="preserve">    &lt;/section&gt;</w:t>
+      </w:r>
+    </w:p>
+    <w:p/>
+    <w:p>
+      <w:r>
+        <w:rPr>
+          <w:rFonts w:ascii="Courier New" w:hAnsi="Courier New"/>
+          <w:sz w:val="20"/>
+        </w:rPr>
+        <w:t xml:space="preserve">    &lt;section&gt;</w:t>
+      </w:r>
+    </w:p>
+    <w:p>
+      <w:r>
+        <w:rPr>
+          <w:rFonts w:ascii="Courier New" w:hAnsi="Courier New"/>
+          <w:sz w:val="20"/>
+        </w:rPr>
+        <w:t xml:space="preserve">      &lt;h2&gt;Ответ /connect&lt;/h2&gt;</w:t>
+      </w:r>
+    </w:p>
+    <w:p>
+      <w:r>
+        <w:rPr>
+          <w:rFonts w:ascii="Courier New" w:hAnsi="Courier New"/>
+          <w:sz w:val="20"/>
+        </w:rPr>
+        <w:t xml:space="preserve">      &lt;pre id="chain_out"&gt;&lt;/pre&gt;</w:t>
+      </w:r>
+    </w:p>
+    <w:p>
+      <w:r>
+        <w:rPr>
+          <w:rFonts w:ascii="Courier New" w:hAnsi="Courier New"/>
+          <w:sz w:val="20"/>
+        </w:rPr>
+        <w:t xml:space="preserve">    &lt;/section&gt;</w:t>
+      </w:r>
+    </w:p>
+    <w:p>
+      <w:r>
+        <w:rPr>
+          <w:rFonts w:ascii="Courier New" w:hAnsi="Courier New"/>
+          <w:sz w:val="20"/>
+        </w:rPr>
+        <w:t xml:space="preserve">  &lt;/body&gt;</w:t>
+      </w:r>
+    </w:p>
+    <w:p>
+      <w:r>
+        <w:rPr>
+          <w:rFonts w:ascii="Courier New" w:hAnsi="Courier New"/>
+          <w:sz w:val="20"/>
+        </w:rPr>
+        <w:t>&lt;/html&gt;</w:t>
+      </w:r>
+    </w:p>
+    <w:p>
+      <w:r>
+        <w:rPr>
+          <w:rFonts w:ascii="Courier New" w:hAnsi="Courier New"/>
+          <w:sz w:val="20"/>
+        </w:rPr>
+        <w:t>from __future__ import annotations</w:t>
+      </w:r>
+    </w:p>
+    <w:p>
+      <w:r>
+        <w:rPr>
+          <w:rFonts w:ascii="Courier New" w:hAnsi="Courier New"/>
+          <w:sz w:val="20"/>
+        </w:rPr>
+        <w:t>from flask import Flask, jsonify, render_template, request</w:t>
+      </w:r>
+    </w:p>
+    <w:p>
+      <w:r>
+        <w:rPr>
+          <w:rFonts w:ascii="Courier New" w:hAnsi="Courier New"/>
+          <w:sz w:val="20"/>
+        </w:rPr>
+        <w:t>import things</w:t>
+      </w:r>
+    </w:p>
+    <w:p>
+      <w:r>
+        <w:rPr>
+          <w:rFonts w:ascii="Courier New" w:hAnsi="Courier New"/>
+          <w:sz w:val="20"/>
+        </w:rPr>
+        <w:t>app = Flask(__name__)</w:t>
+      </w:r>
+    </w:p>
+    <w:p>
+      <w:r>
+        <w:rPr>
+          <w:rFonts w:ascii="Courier New" w:hAnsi="Courier New"/>
+          <w:sz w:val="20"/>
+        </w:rPr>
+        <w:t>env_sensor = things.EnvSensor('es1', 'Микроклимат зала', 22.0, 400.0)</w:t>
+      </w:r>
+    </w:p>
+    <w:p>
+      <w:r>
+        <w:rPr>
+          <w:rFonts w:ascii="Courier New" w:hAnsi="Courier New"/>
+          <w:sz w:val="20"/>
+        </w:rPr>
+        <w:t>score_sensor = things.ScoreSensor('ss1', 'Кольцо команды A', is_goal=False)</w:t>
+      </w:r>
+    </w:p>
+    <w:p>
+      <w:r>
+        <w:rPr>
+          <w:rFonts w:ascii="Courier New" w:hAnsi="Courier New"/>
+          <w:sz w:val="20"/>
+        </w:rPr>
+        <w:t>zone_sensor = things.ZoneSensor('zs1', 'Разметка площадки', 'three-point-arc')</w:t>
+      </w:r>
+    </w:p>
+    <w:p>
+      <w:r>
+        <w:rPr>
+          <w:rFonts w:ascii="Courier New" w:hAnsi="Courier New"/>
+          <w:sz w:val="20"/>
+        </w:rPr>
+        <w:t>scoreboard = things.Scoreboard('sb1', 'Табло арены', 0, 0, 0)</w:t>
+      </w:r>
+    </w:p>
+    <w:p>
+      <w:r>
+        <w:rPr>
+          <w:rFonts w:ascii="Courier New" w:hAnsi="Courier New"/>
+          <w:sz w:val="20"/>
+        </w:rPr>
+        <w:t>heater = things.Heater('Обогреватель зала', 22.0)</w:t>
+      </w:r>
+    </w:p>
+    <w:p>
+      <w:r>
+        <w:rPr>
+          <w:rFonts w:ascii="Courier New" w:hAnsi="Courier New"/>
+          <w:sz w:val="20"/>
+        </w:rPr>
+        <w:t>logger = things.Logger('iot_basketball_db')</w:t>
+      </w:r>
+    </w:p>
+    <w:p>
+      <w:r>
+        <w:rPr>
+          <w:rFonts w:ascii="Courier New" w:hAnsi="Courier New"/>
+          <w:sz w:val="20"/>
+        </w:rPr>
+        <w:t>store = things.CourtDataStore()</w:t>
+      </w:r>
+    </w:p>
+    <w:p>
+      <w:r>
+        <w:rPr>
+          <w:rFonts w:ascii="Courier New" w:hAnsi="Courier New"/>
+          <w:sz w:val="20"/>
+        </w:rPr>
+        <w:t>mcu = things.MainControlUnit([score_sensor, zone_sensor, env_sensor, scoreboard], store, scoreboard)</w:t>
+      </w:r>
+    </w:p>
+    <w:p/>
+    <w:p>
+      <w:r>
+        <w:rPr>
+          <w:rFonts w:ascii="Courier New" w:hAnsi="Courier New"/>
+          <w:sz w:val="20"/>
+        </w:rPr>
+        <w:t>def demo_iot_cycle() -&gt; None:</w:t>
+      </w:r>
+    </w:p>
+    <w:p>
+      <w:r>
+        <w:rPr>
+          <w:rFonts w:ascii="Courier New" w:hAnsi="Courier New"/>
+          <w:sz w:val="20"/>
+        </w:rPr>
+        <w:t xml:space="preserve">    print('=== collectData ===')</w:t>
+      </w:r>
+    </w:p>
+    <w:p>
+      <w:r>
+        <w:rPr>
+          <w:rFonts w:ascii="Courier New" w:hAnsi="Courier New"/>
+          <w:sz w:val="20"/>
+        </w:rPr>
+        <w:t xml:space="preserve">    mcu.collectData()</w:t>
+      </w:r>
+    </w:p>
+    <w:p>
+      <w:r>
+        <w:rPr>
+          <w:rFonts w:ascii="Courier New" w:hAnsi="Courier New"/>
+          <w:sz w:val="20"/>
+        </w:rPr>
+        <w:t xml:space="preserve">    print('=== calculateScore ===')</w:t>
+      </w:r>
+    </w:p>
+    <w:p>
+      <w:r>
+        <w:rPr>
+          <w:rFonts w:ascii="Courier New" w:hAnsi="Courier New"/>
+          <w:sz w:val="20"/>
+        </w:rPr>
+        <w:t xml:space="preserve">    mcu.calculateScore()</w:t>
+      </w:r>
+    </w:p>
+    <w:p>
+      <w:r>
+        <w:rPr>
+          <w:rFonts w:ascii="Courier New" w:hAnsi="Courier New"/>
+          <w:sz w:val="20"/>
+        </w:rPr>
+        <w:t xml:space="preserve">    print('=== updateScoreboard ===')</w:t>
+      </w:r>
+    </w:p>
+    <w:p>
+      <w:r>
+        <w:rPr>
+          <w:rFonts w:ascii="Courier New" w:hAnsi="Courier New"/>
+          <w:sz w:val="20"/>
+        </w:rPr>
+        <w:t xml:space="preserve">    mcu.updateScoreboard()</w:t>
+      </w:r>
+    </w:p>
+    <w:p>
+      <w:r>
+        <w:rPr>
+          <w:rFonts w:ascii="Courier New" w:hAnsi="Courier New"/>
+          <w:sz w:val="20"/>
+        </w:rPr>
+        <w:t xml:space="preserve">    print('=== getRecords ===', len(store.getRecords()))</w:t>
+      </w:r>
+    </w:p>
+    <w:p/>
+    <w:p>
+      <w:r>
+        <w:rPr>
+          <w:rFonts w:ascii="Courier New" w:hAnsi="Courier New"/>
+          <w:sz w:val="20"/>
+        </w:rPr>
+        <w:t>@app.route('/monitor/env')</w:t>
+      </w:r>
+    </w:p>
+    <w:p>
+      <w:r>
+        <w:rPr>
+          <w:rFonts w:ascii="Courier New" w:hAnsi="Courier New"/>
+          <w:sz w:val="20"/>
+        </w:rPr>
+        <w:t>def monitor_env():</w:t>
+      </w:r>
+    </w:p>
+    <w:p>
+      <w:r>
+        <w:rPr>
+          <w:rFonts w:ascii="Courier New" w:hAnsi="Courier New"/>
+          <w:sz w:val="20"/>
+        </w:rPr>
+        <w:t xml:space="preserve">    return jsonify(env_sensor.connect())</w:t>
+      </w:r>
+    </w:p>
+    <w:p/>
+    <w:p>
+      <w:r>
+        <w:rPr>
+          <w:rFonts w:ascii="Courier New" w:hAnsi="Courier New"/>
+          <w:sz w:val="20"/>
+        </w:rPr>
+        <w:t>@app.route('/monitor/score')</w:t>
+      </w:r>
+    </w:p>
+    <w:p>
+      <w:r>
+        <w:rPr>
+          <w:rFonts w:ascii="Courier New" w:hAnsi="Courier New"/>
+          <w:sz w:val="20"/>
+        </w:rPr>
+        <w:t>def monitor_score():</w:t>
+      </w:r>
+    </w:p>
+    <w:p>
+      <w:r>
+        <w:rPr>
+          <w:rFonts w:ascii="Courier New" w:hAnsi="Courier New"/>
+          <w:sz w:val="20"/>
+        </w:rPr>
+        <w:t xml:space="preserve">    return jsonify(score_sensor.connect())</w:t>
+      </w:r>
+    </w:p>
+    <w:p/>
+    <w:p>
+      <w:r>
+        <w:rPr>
+          <w:rFonts w:ascii="Courier New" w:hAnsi="Courier New"/>
+          <w:sz w:val="20"/>
+        </w:rPr>
+        <w:t>@app.route('/monitor/zone')</w:t>
+      </w:r>
+    </w:p>
+    <w:p>
+      <w:r>
+        <w:rPr>
+          <w:rFonts w:ascii="Courier New" w:hAnsi="Courier New"/>
+          <w:sz w:val="20"/>
+        </w:rPr>
+        <w:t>def monitor_zone():</w:t>
+      </w:r>
+    </w:p>
+    <w:p>
+      <w:r>
+        <w:rPr>
+          <w:rFonts w:ascii="Courier New" w:hAnsi="Courier New"/>
+          <w:sz w:val="20"/>
+        </w:rPr>
+        <w:t xml:space="preserve">    return jsonify(zone_sensor.connect())</w:t>
+      </w:r>
+    </w:p>
+    <w:p/>
+    <w:p>
+      <w:r>
+        <w:rPr>
+          <w:rFonts w:ascii="Courier New" w:hAnsi="Courier New"/>
+          <w:sz w:val="20"/>
+        </w:rPr>
+        <w:t>@app.route('/monitor/board')</w:t>
+      </w:r>
+    </w:p>
+    <w:p>
+      <w:r>
+        <w:rPr>
+          <w:rFonts w:ascii="Courier New" w:hAnsi="Courier New"/>
+          <w:sz w:val="20"/>
+        </w:rPr>
+        <w:t>def monitor_board():</w:t>
+      </w:r>
+    </w:p>
+    <w:p>
+      <w:r>
+        <w:rPr>
+          <w:rFonts w:ascii="Courier New" w:hAnsi="Courier New"/>
+          <w:sz w:val="20"/>
+        </w:rPr>
+        <w:t xml:space="preserve">    return jsonify(scoreboard.connect())</w:t>
+      </w:r>
+    </w:p>
+    <w:p/>
+    <w:p>
+      <w:r>
+        <w:rPr>
+          <w:rFonts w:ascii="Courier New" w:hAnsi="Courier New"/>
+          <w:sz w:val="20"/>
+        </w:rPr>
+        <w:t>@app.route('/connect')</w:t>
+      </w:r>
+    </w:p>
+    <w:p>
+      <w:r>
+        <w:rPr>
+          <w:rFonts w:ascii="Courier New" w:hAnsi="Courier New"/>
+          <w:sz w:val="20"/>
+        </w:rPr>
+        <w:t>def connect():</w:t>
+      </w:r>
+    </w:p>
+    <w:p>
+      <w:r>
+        <w:rPr>
+          <w:rFonts w:ascii="Courier New" w:hAnsi="Courier New"/>
+          <w:sz w:val="20"/>
+        </w:rPr>
+        <w:t xml:space="preserve">    response = env_sensor.connect_with_commands(request)</w:t>
+      </w:r>
+    </w:p>
+    <w:p>
+      <w:r>
+        <w:rPr>
+          <w:rFonts w:ascii="Courier New" w:hAnsi="Courier New"/>
+          <w:sz w:val="20"/>
+        </w:rPr>
+        <w:t xml:space="preserve">    heater.auto_power(env_sensor.temperature)</w:t>
+      </w:r>
+    </w:p>
+    <w:p>
+      <w:r>
+        <w:rPr>
+          <w:rFonts w:ascii="Courier New" w:hAnsi="Courier New"/>
+          <w:sz w:val="20"/>
+        </w:rPr>
+        <w:t xml:space="preserve">    logger.insert_temperature(env_sensor.temperature)</w:t>
+      </w:r>
+    </w:p>
+    <w:p>
+      <w:r>
+        <w:rPr>
+          <w:rFonts w:ascii="Courier New" w:hAnsi="Courier New"/>
+          <w:sz w:val="20"/>
+        </w:rPr>
+        <w:t xml:space="preserve">    logger.insert_heater_event(heater.power)</w:t>
+      </w:r>
+    </w:p>
+    <w:p>
+      <w:r>
+        <w:rPr>
+          <w:rFonts w:ascii="Courier New" w:hAnsi="Courier New"/>
+          <w:sz w:val="20"/>
+        </w:rPr>
+        <w:t xml:space="preserve">    response['heater_power'] = heater.power</w:t>
+      </w:r>
+    </w:p>
+    <w:p>
+      <w:r>
+        <w:rPr>
+          <w:rFonts w:ascii="Courier New" w:hAnsi="Courier New"/>
+          <w:sz w:val="20"/>
+        </w:rPr>
+        <w:t xml:space="preserve">    avg = logger.average_temperature()</w:t>
+      </w:r>
+    </w:p>
+    <w:p>
+      <w:r>
+        <w:rPr>
+          <w:rFonts w:ascii="Courier New" w:hAnsi="Courier New"/>
+          <w:sz w:val="20"/>
+        </w:rPr>
+        <w:t xml:space="preserve">    mx = logger.max_temperature()</w:t>
+      </w:r>
+    </w:p>
+    <w:p>
+      <w:r>
+        <w:rPr>
+          <w:rFonts w:ascii="Courier New" w:hAnsi="Courier New"/>
+          <w:sz w:val="20"/>
+        </w:rPr>
+        <w:t xml:space="preserve">    response['avg_temperature'] = avg</w:t>
+      </w:r>
+    </w:p>
+    <w:p>
+      <w:r>
+        <w:rPr>
+          <w:rFonts w:ascii="Courier New" w:hAnsi="Courier New"/>
+          <w:sz w:val="20"/>
+        </w:rPr>
+        <w:t xml:space="preserve">    response['max_temperature'] = mx</w:t>
+      </w:r>
+    </w:p>
+    <w:p>
+      <w:r>
+        <w:rPr>
+          <w:rFonts w:ascii="Courier New" w:hAnsi="Courier New"/>
+          <w:sz w:val="20"/>
+        </w:rPr>
+        <w:t xml:space="preserve">    return jsonify(response)</w:t>
+      </w:r>
+    </w:p>
+    <w:p/>
+    <w:p>
+      <w:r>
+        <w:rPr>
+          <w:rFonts w:ascii="Courier New" w:hAnsi="Courier New"/>
+          <w:sz w:val="20"/>
+        </w:rPr>
+        <w:t>@app.route('/connect_heater')</w:t>
+      </w:r>
+    </w:p>
+    <w:p>
+      <w:r>
+        <w:rPr>
+          <w:rFonts w:ascii="Courier New" w:hAnsi="Courier New"/>
+          <w:sz w:val="20"/>
+        </w:rPr>
+        <w:t>def connect_heater():</w:t>
+      </w:r>
+    </w:p>
+    <w:p>
+      <w:r>
+        <w:rPr>
+          <w:rFonts w:ascii="Courier New" w:hAnsi="Courier New"/>
+          <w:sz w:val="20"/>
+        </w:rPr>
+        <w:t xml:space="preserve">    return jsonify(heater.connect())</w:t>
+      </w:r>
+    </w:p>
+    <w:p/>
+    <w:p>
+      <w:r>
+        <w:rPr>
+          <w:rFonts w:ascii="Courier New" w:hAnsi="Courier New"/>
+          <w:sz w:val="20"/>
+        </w:rPr>
+        <w:t>@app.route('/command/score')</w:t>
+      </w:r>
+    </w:p>
+    <w:p>
+      <w:r>
+        <w:rPr>
+          <w:rFonts w:ascii="Courier New" w:hAnsi="Courier New"/>
+          <w:sz w:val="20"/>
+        </w:rPr>
+        <w:t>def command_score():</w:t>
+      </w:r>
+    </w:p>
+    <w:p>
+      <w:r>
+        <w:rPr>
+          <w:rFonts w:ascii="Courier New" w:hAnsi="Courier New"/>
+          <w:sz w:val="20"/>
+        </w:rPr>
+        <w:t xml:space="preserve">    return jsonify(score_sensor.connect_with_commands(request))</w:t>
+      </w:r>
+    </w:p>
+    <w:p/>
+    <w:p>
+      <w:r>
+        <w:rPr>
+          <w:rFonts w:ascii="Courier New" w:hAnsi="Courier New"/>
+          <w:sz w:val="20"/>
+        </w:rPr>
+        <w:t>@app.route('/command/zone')</w:t>
+      </w:r>
+    </w:p>
+    <w:p>
+      <w:r>
+        <w:rPr>
+          <w:rFonts w:ascii="Courier New" w:hAnsi="Courier New"/>
+          <w:sz w:val="20"/>
+        </w:rPr>
+        <w:t>def command_zone():</w:t>
+      </w:r>
+    </w:p>
+    <w:p>
+      <w:r>
+        <w:rPr>
+          <w:rFonts w:ascii="Courier New" w:hAnsi="Courier New"/>
+          <w:sz w:val="20"/>
+        </w:rPr>
+        <w:t xml:space="preserve">    return jsonify(zone_sensor.connect_with_commands(request))</w:t>
+      </w:r>
+    </w:p>
+    <w:p/>
+    <w:p>
+      <w:r>
+        <w:rPr>
+          <w:rFonts w:ascii="Courier New" w:hAnsi="Courier New"/>
+          <w:sz w:val="20"/>
+        </w:rPr>
+        <w:t>@app.route('/command/board')</w:t>
+      </w:r>
+    </w:p>
+    <w:p>
+      <w:r>
+        <w:rPr>
+          <w:rFonts w:ascii="Courier New" w:hAnsi="Courier New"/>
+          <w:sz w:val="20"/>
+        </w:rPr>
+        <w:t>def command_board():</w:t>
+      </w:r>
+    </w:p>
+    <w:p>
+      <w:r>
+        <w:rPr>
+          <w:rFonts w:ascii="Courier New" w:hAnsi="Courier New"/>
+          <w:sz w:val="20"/>
+        </w:rPr>
+        <w:t xml:space="preserve">    return jsonify(scoreboard.connect_with_commands(request))</w:t>
+      </w:r>
+    </w:p>
+    <w:p/>
+    <w:p>
+      <w:r>
+        <w:rPr>
+          <w:rFonts w:ascii="Courier New" w:hAnsi="Courier New"/>
+          <w:sz w:val="20"/>
+        </w:rPr>
+        <w:t>@app.route('/chart_data')</w:t>
+      </w:r>
+    </w:p>
+    <w:p>
+      <w:r>
+        <w:rPr>
+          <w:rFonts w:ascii="Courier New" w:hAnsi="Courier New"/>
+          <w:sz w:val="20"/>
+        </w:rPr>
+        <w:t>def chart_data():</w:t>
+      </w:r>
+    </w:p>
+    <w:p>
+      <w:r>
+        <w:rPr>
+          <w:rFonts w:ascii="Courier New" w:hAnsi="Courier New"/>
+          <w:sz w:val="20"/>
+        </w:rPr>
+        <w:t xml:space="preserve">    series = logger.chart_series(limit=40)</w:t>
+      </w:r>
+    </w:p>
+    <w:p>
+      <w:r>
+        <w:rPr>
+          <w:rFonts w:ascii="Courier New" w:hAnsi="Courier New"/>
+          <w:sz w:val="20"/>
+        </w:rPr>
+        <w:t xml:space="preserve">    return jsonify(series)</w:t>
+      </w:r>
+    </w:p>
+    <w:p/>
+    <w:p>
+      <w:r>
+        <w:rPr>
+          <w:rFonts w:ascii="Courier New" w:hAnsi="Courier New"/>
+          <w:sz w:val="20"/>
+        </w:rPr>
+        <w:t>@app.route('/stats')</w:t>
+      </w:r>
+    </w:p>
+    <w:p>
+      <w:r>
+        <w:rPr>
+          <w:rFonts w:ascii="Courier New" w:hAnsi="Courier New"/>
+          <w:sz w:val="20"/>
+        </w:rPr>
+        <w:t>def stats():</w:t>
+      </w:r>
+    </w:p>
+    <w:p>
+      <w:r>
+        <w:rPr>
+          <w:rFonts w:ascii="Courier New" w:hAnsi="Courier New"/>
+          <w:sz w:val="20"/>
+        </w:rPr>
+        <w:t xml:space="preserve">    return jsonify({'avg_temperature': logger.average_temperature(), 'max_temperature': logger.max_temperature()})</w:t>
+      </w:r>
+    </w:p>
+    <w:p/>
+    <w:p>
+      <w:r>
+        <w:rPr>
+          <w:rFonts w:ascii="Courier New" w:hAnsi="Courier New"/>
+          <w:sz w:val="20"/>
+        </w:rPr>
+        <w:t>@app.route('/lab2')</w:t>
+      </w:r>
+    </w:p>
+    <w:p>
+      <w:r>
+        <w:rPr>
+          <w:rFonts w:ascii="Courier New" w:hAnsi="Courier New"/>
+          <w:sz w:val="20"/>
+        </w:rPr>
+        <w:t>def lab2_page():</w:t>
+      </w:r>
+    </w:p>
+    <w:p>
+      <w:r>
+        <w:rPr>
+          <w:rFonts w:ascii="Courier New" w:hAnsi="Courier New"/>
+          <w:sz w:val="20"/>
+        </w:rPr>
+        <w:t xml:space="preserve">    demo_iot_cycle()</w:t>
+      </w:r>
+    </w:p>
+    <w:p>
+      <w:r>
+        <w:rPr>
+          <w:rFonts w:ascii="Courier New" w:hAnsi="Courier New"/>
+          <w:sz w:val="20"/>
+        </w:rPr>
+        <w:t xml:space="preserve">    return render_template('lab2.html')</w:t>
+      </w:r>
+    </w:p>
+    <w:p/>
+    <w:p>
+      <w:r>
+        <w:rPr>
+          <w:rFonts w:ascii="Courier New" w:hAnsi="Courier New"/>
+          <w:sz w:val="20"/>
+        </w:rPr>
+        <w:t>@app.route('/')</w:t>
+      </w:r>
+    </w:p>
+    <w:p>
+      <w:r>
+        <w:rPr>
+          <w:rFonts w:ascii="Courier New" w:hAnsi="Courier New"/>
+          <w:sz w:val="20"/>
+        </w:rPr>
+        <w:t>def index():</w:t>
+      </w:r>
+    </w:p>
+    <w:p>
+      <w:r>
+        <w:rPr>
+          <w:rFonts w:ascii="Courier New" w:hAnsi="Courier New"/>
+          <w:sz w:val="20"/>
+        </w:rPr>
+        <w:t xml:space="preserve">    return render_template('index.html')</w:t>
+      </w:r>
+    </w:p>
+    <w:p/>
+    <w:p>
+      <w:r>
+        <w:rPr>
+          <w:rFonts w:ascii="Courier New" w:hAnsi="Courier New"/>
+          <w:sz w:val="20"/>
+        </w:rPr>
+        <w:t>@app.route('/emulator')</w:t>
+      </w:r>
+    </w:p>
+    <w:p>
+      <w:r>
+        <w:rPr>
+          <w:rFonts w:ascii="Courier New" w:hAnsi="Courier New"/>
+          <w:sz w:val="20"/>
+        </w:rPr>
+        <w:t>def emulator_page():</w:t>
+      </w:r>
+    </w:p>
+    <w:p>
+      <w:r>
+        <w:rPr>
+          <w:rFonts w:ascii="Courier New" w:hAnsi="Courier New"/>
+          <w:sz w:val="20"/>
+        </w:rPr>
+        <w:t xml:space="preserve">    return render_template('sensor_emulator.html')</w:t>
+      </w:r>
+    </w:p>
+    <w:p/>
+    <w:p>
+      <w:r>
+        <w:rPr>
+          <w:rFonts w:ascii="Courier New" w:hAnsi="Courier New"/>
+          <w:sz w:val="20"/>
+        </w:rPr>
+        <w:t>@app.route('/charts')</w:t>
+      </w:r>
+    </w:p>
+    <w:p>
+      <w:r>
+        <w:rPr>
+          <w:rFonts w:ascii="Courier New" w:hAnsi="Courier New"/>
+          <w:sz w:val="20"/>
+        </w:rPr>
+        <w:t>def charts_page():</w:t>
+      </w:r>
+    </w:p>
+    <w:p>
+      <w:r>
+        <w:rPr>
+          <w:rFonts w:ascii="Courier New" w:hAnsi="Courier New"/>
+          <w:sz w:val="20"/>
+        </w:rPr>
+        <w:t xml:space="preserve">    return render_template('charts.html')</w:t>
+      </w:r>
+    </w:p>
+    <w:p>
+      <w:r>
+        <w:rPr>
+          <w:rFonts w:ascii="Courier New" w:hAnsi="Courier New"/>
+          <w:sz w:val="20"/>
+        </w:rPr>
+        <w:t>if __name__ == '__main__':</w:t>
+      </w:r>
+    </w:p>
+    <w:p>
+      <w:r>
+        <w:rPr>
+          <w:rFonts w:ascii="Courier New" w:hAnsi="Courier New"/>
+          <w:sz w:val="20"/>
+        </w:rPr>
+        <w:t xml:space="preserve">    app.run(debug=True)</w:t>
+      </w:r>
+    </w:p>
+    <w:p>
+      <w:r>
+        <w:rPr>
+          <w:rFonts w:ascii="Courier New" w:hAnsi="Courier New"/>
+          <w:sz w:val="20"/>
+        </w:rPr>
+        <w:t>from __future__ import annotations</w:t>
+      </w:r>
+    </w:p>
+    <w:p>
+      <w:r>
+        <w:rPr>
+          <w:rFonts w:ascii="Courier New" w:hAnsi="Courier New"/>
+          <w:sz w:val="20"/>
+        </w:rPr>
+        <w:t>import abc</w:t>
+      </w:r>
+    </w:p>
+    <w:p>
+      <w:r>
+        <w:rPr>
+          <w:rFonts w:ascii="Courier New" w:hAnsi="Courier New"/>
+          <w:sz w:val="20"/>
+        </w:rPr>
+        <w:t>import datetime</w:t>
+      </w:r>
+    </w:p>
+    <w:p>
+      <w:r>
+        <w:rPr>
+          <w:rFonts w:ascii="Courier New" w:hAnsi="Courier New"/>
+          <w:sz w:val="20"/>
+        </w:rPr>
+        <w:t>import random</w:t>
+      </w:r>
+    </w:p>
+    <w:p>
+      <w:r>
+        <w:rPr>
+          <w:rFonts w:ascii="Courier New" w:hAnsi="Courier New"/>
+          <w:sz w:val="20"/>
+        </w:rPr>
+        <w:t>import re</w:t>
+      </w:r>
+    </w:p>
+    <w:p>
+      <w:r>
+        <w:rPr>
+          <w:rFonts w:ascii="Courier New" w:hAnsi="Courier New"/>
+          <w:sz w:val="20"/>
+        </w:rPr>
+        <w:t>from typing import Any, Dict, List, Optional</w:t>
+      </w:r>
+    </w:p>
+    <w:p>
+      <w:r>
+        <w:rPr>
+          <w:rFonts w:ascii="Courier New" w:hAnsi="Courier New"/>
+          <w:sz w:val="20"/>
+        </w:rPr>
+        <w:t>try:</w:t>
+      </w:r>
+    </w:p>
+    <w:p>
+      <w:r>
+        <w:rPr>
+          <w:rFonts w:ascii="Courier New" w:hAnsi="Courier New"/>
+          <w:sz w:val="20"/>
+        </w:rPr>
+        <w:t xml:space="preserve">    import pymongo</w:t>
+      </w:r>
+    </w:p>
+    <w:p>
+      <w:r>
+        <w:rPr>
+          <w:rFonts w:ascii="Courier New" w:hAnsi="Courier New"/>
+          <w:sz w:val="20"/>
+        </w:rPr>
+        <w:t>except ImportError:</w:t>
+      </w:r>
+    </w:p>
+    <w:p>
+      <w:r>
+        <w:rPr>
+          <w:rFonts w:ascii="Courier New" w:hAnsi="Courier New"/>
+          <w:sz w:val="20"/>
+        </w:rPr>
+        <w:t xml:space="preserve">    pymongo = None</w:t>
+      </w:r>
+    </w:p>
+    <w:p/>
+    <w:p>
+      <w:r>
+        <w:rPr>
+          <w:rFonts w:ascii="Courier New" w:hAnsi="Courier New"/>
+          <w:sz w:val="20"/>
+        </w:rPr>
+        <w:t>class Thing(abc.ABC):</w:t>
+      </w:r>
+    </w:p>
+    <w:p/>
+    <w:p>
+      <w:r>
+        <w:rPr>
+          <w:rFonts w:ascii="Courier New" w:hAnsi="Courier New"/>
+          <w:sz w:val="20"/>
+        </w:rPr>
+        <w:t xml:space="preserve">    def __init__(self, thing_id: str, name: str) -&gt; None:</w:t>
+      </w:r>
+    </w:p>
+    <w:p>
+      <w:r>
+        <w:rPr>
+          <w:rFonts w:ascii="Courier New" w:hAnsi="Courier New"/>
+          <w:sz w:val="20"/>
+        </w:rPr>
+        <w:t xml:space="preserve">        self.id = thing_id</w:t>
+      </w:r>
+    </w:p>
+    <w:p>
+      <w:r>
+        <w:rPr>
+          <w:rFonts w:ascii="Courier New" w:hAnsi="Courier New"/>
+          <w:sz w:val="20"/>
+        </w:rPr>
+        <w:t xml:space="preserve">        self.name = name</w:t>
+      </w:r>
+    </w:p>
+    <w:p/>
+    <w:p>
+      <w:r>
+        <w:rPr>
+          <w:rFonts w:ascii="Courier New" w:hAnsi="Courier New"/>
+          <w:sz w:val="20"/>
+        </w:rPr>
+        <w:t xml:space="preserve">    @abc.abstractmethod</w:t>
+      </w:r>
+    </w:p>
+    <w:p>
+      <w:r>
+        <w:rPr>
+          <w:rFonts w:ascii="Courier New" w:hAnsi="Courier New"/>
+          <w:sz w:val="20"/>
+        </w:rPr>
+        <w:t xml:space="preserve">    def getStatus(self) -&gt; str:</w:t>
+      </w:r>
+    </w:p>
+    <w:p>
+      <w:r>
+        <w:rPr>
+          <w:rFonts w:ascii="Courier New" w:hAnsi="Courier New"/>
+          <w:sz w:val="20"/>
+        </w:rPr>
+        <w:t xml:space="preserve">        pass</w:t>
+      </w:r>
+    </w:p>
+    <w:p/>
+    <w:p>
+      <w:r>
+        <w:rPr>
+          <w:rFonts w:ascii="Courier New" w:hAnsi="Courier New"/>
+          <w:sz w:val="20"/>
+        </w:rPr>
+        <w:t xml:space="preserve">    def emulate(self) -&gt; None:</w:t>
+      </w:r>
+    </w:p>
+    <w:p>
+      <w:r>
+        <w:rPr>
+          <w:rFonts w:ascii="Courier New" w:hAnsi="Courier New"/>
+          <w:sz w:val="20"/>
+        </w:rPr>
+        <w:t xml:space="preserve">        pass</w:t>
+      </w:r>
+    </w:p>
+    <w:p/>
+    <w:p>
+      <w:r>
+        <w:rPr>
+          <w:rFonts w:ascii="Courier New" w:hAnsi="Courier New"/>
+          <w:sz w:val="20"/>
+        </w:rPr>
+        <w:t xml:space="preserve">    def connect(self, request: Any=None) -&gt; Dict[str, Any]:</w:t>
+      </w:r>
+    </w:p>
+    <w:p>
+      <w:r>
+        <w:rPr>
+          <w:rFonts w:ascii="Courier New" w:hAnsi="Courier New"/>
+          <w:sz w:val="20"/>
+        </w:rPr>
+        <w:t xml:space="preserve">        raise NotImplementedError</w:t>
+      </w:r>
+    </w:p>
+    <w:p/>
+    <w:p>
+      <w:r>
+        <w:rPr>
+          <w:rFonts w:ascii="Courier New" w:hAnsi="Courier New"/>
+          <w:sz w:val="20"/>
+        </w:rPr>
+        <w:t>class ScoreSensor(Thing):</w:t>
+      </w:r>
+    </w:p>
+    <w:p/>
+    <w:p>
+      <w:r>
+        <w:rPr>
+          <w:rFonts w:ascii="Courier New" w:hAnsi="Courier New"/>
+          <w:sz w:val="20"/>
+        </w:rPr>
+        <w:t xml:space="preserve">    def __init__(self, thing_id: str, name: str, is_goal: bool=False) -&gt; None:</w:t>
+      </w:r>
+    </w:p>
+    <w:p>
+      <w:r>
+        <w:rPr>
+          <w:rFonts w:ascii="Courier New" w:hAnsi="Courier New"/>
+          <w:sz w:val="20"/>
+        </w:rPr>
+        <w:t xml:space="preserve">        super().__init__(thing_id, name)</w:t>
+      </w:r>
+    </w:p>
+    <w:p>
+      <w:r>
+        <w:rPr>
+          <w:rFonts w:ascii="Courier New" w:hAnsi="Courier New"/>
+          <w:sz w:val="20"/>
+        </w:rPr>
+        <w:t xml:space="preserve">        self.is_goal = is_goal</w:t>
+      </w:r>
+    </w:p>
+    <w:p/>
+    <w:p>
+      <w:r>
+        <w:rPr>
+          <w:rFonts w:ascii="Courier New" w:hAnsi="Courier New"/>
+          <w:sz w:val="20"/>
+        </w:rPr>
+        <w:t xml:space="preserve">    def getStatus(self) -&gt; str:</w:t>
+      </w:r>
+    </w:p>
+    <w:p>
+      <w:r>
+        <w:rPr>
+          <w:rFonts w:ascii="Courier New" w:hAnsi="Courier New"/>
+          <w:sz w:val="20"/>
+        </w:rPr>
+        <w:t xml:space="preserve">        return 'ScoreSensor[' + self.id + ']: is_goal=' + str(self.is_goal)</w:t>
+      </w:r>
+    </w:p>
+    <w:p/>
+    <w:p>
+      <w:r>
+        <w:rPr>
+          <w:rFonts w:ascii="Courier New" w:hAnsi="Courier New"/>
+          <w:sz w:val="20"/>
+        </w:rPr>
+        <w:t xml:space="preserve">    def emulate(self) -&gt; None:</w:t>
+      </w:r>
+    </w:p>
+    <w:p>
+      <w:r>
+        <w:rPr>
+          <w:rFonts w:ascii="Courier New" w:hAnsi="Courier New"/>
+          <w:sz w:val="20"/>
+        </w:rPr>
+        <w:t xml:space="preserve">        self.is_goal = random.choice([True, False])</w:t>
+      </w:r>
+    </w:p>
+    <w:p/>
+    <w:p>
+      <w:r>
+        <w:rPr>
+          <w:rFonts w:ascii="Courier New" w:hAnsi="Courier New"/>
+          <w:sz w:val="20"/>
+        </w:rPr>
+        <w:t xml:space="preserve">    def connect(self, request: Any=None) -&gt; Dict[str, Any]:</w:t>
+      </w:r>
+    </w:p>
+    <w:p>
+      <w:r>
+        <w:rPr>
+          <w:rFonts w:ascii="Courier New" w:hAnsi="Courier New"/>
+          <w:sz w:val="20"/>
+        </w:rPr>
+        <w:t xml:space="preserve">        self.emulate()</w:t>
+      </w:r>
+    </w:p>
+    <w:p>
+      <w:r>
+        <w:rPr>
+          <w:rFonts w:ascii="Courier New" w:hAnsi="Courier New"/>
+          <w:sz w:val="20"/>
+        </w:rPr>
+        <w:t xml:space="preserve">        return {'id': self.id, 'value': 1 if self.is_goal else 0, 'is_goal': self.is_goal}</w:t>
+      </w:r>
+    </w:p>
+    <w:p/>
+    <w:p>
+      <w:r>
+        <w:rPr>
+          <w:rFonts w:ascii="Courier New" w:hAnsi="Courier New"/>
+          <w:sz w:val="20"/>
+        </w:rPr>
+        <w:t xml:space="preserve">    def connect_with_commands(self, request: Any) -&gt; Dict[str, Any]:</w:t>
+      </w:r>
+    </w:p>
+    <w:p>
+      <w:r>
+        <w:rPr>
+          <w:rFonts w:ascii="Courier New" w:hAnsi="Courier New"/>
+          <w:sz w:val="20"/>
+        </w:rPr>
+        <w:t xml:space="preserve">        if request is not None:</w:t>
+      </w:r>
+    </w:p>
+    <w:p>
+      <w:r>
+        <w:rPr>
+          <w:rFonts w:ascii="Courier New" w:hAnsi="Courier New"/>
+          <w:sz w:val="20"/>
+        </w:rPr>
+        <w:t xml:space="preserve">            raw = request.args.get('value', '')</w:t>
+      </w:r>
+    </w:p>
+    <w:p>
+      <w:r>
+        <w:rPr>
+          <w:rFonts w:ascii="Courier New" w:hAnsi="Courier New"/>
+          <w:sz w:val="20"/>
+        </w:rPr>
+        <w:t xml:space="preserve">            try:</w:t>
+      </w:r>
+    </w:p>
+    <w:p>
+      <w:r>
+        <w:rPr>
+          <w:rFonts w:ascii="Courier New" w:hAnsi="Courier New"/>
+          <w:sz w:val="20"/>
+        </w:rPr>
+        <w:t xml:space="preserve">                v = int(float(raw))</w:t>
+      </w:r>
+    </w:p>
+    <w:p>
+      <w:r>
+        <w:rPr>
+          <w:rFonts w:ascii="Courier New" w:hAnsi="Courier New"/>
+          <w:sz w:val="20"/>
+        </w:rPr>
+        <w:t xml:space="preserve">                self.is_goal = bool(v)</w:t>
+      </w:r>
+    </w:p>
+    <w:p>
+      <w:r>
+        <w:rPr>
+          <w:rFonts w:ascii="Courier New" w:hAnsi="Courier New"/>
+          <w:sz w:val="20"/>
+        </w:rPr>
+        <w:t xml:space="preserve">            except ValueError:</w:t>
+      </w:r>
+    </w:p>
+    <w:p>
+      <w:r>
+        <w:rPr>
+          <w:rFonts w:ascii="Courier New" w:hAnsi="Courier New"/>
+          <w:sz w:val="20"/>
+        </w:rPr>
+        <w:t xml:space="preserve">                print('ScoreSensor: ожидалось число 0/1, получено:', type(raw).__name__)</w:t>
+      </w:r>
+    </w:p>
+    <w:p>
+      <w:r>
+        <w:rPr>
+          <w:rFonts w:ascii="Courier New" w:hAnsi="Courier New"/>
+          <w:sz w:val="20"/>
+        </w:rPr>
+        <w:t xml:space="preserve">        return {'power': 'on', 'is_goal': self.is_goal}</w:t>
+      </w:r>
+    </w:p>
+    <w:p/>
+    <w:p>
+      <w:r>
+        <w:rPr>
+          <w:rFonts w:ascii="Courier New" w:hAnsi="Courier New"/>
+          <w:sz w:val="20"/>
+        </w:rPr>
+        <w:t>class ZoneSensor(Thing):</w:t>
+      </w:r>
+    </w:p>
+    <w:p>
+      <w:r>
+        <w:rPr>
+          <w:rFonts w:ascii="Courier New" w:hAnsi="Courier New"/>
+          <w:sz w:val="20"/>
+        </w:rPr>
+        <w:t xml:space="preserve">    ZONES = ('three-point-arc', 'paint', 'midcourt', 'baseline')</w:t>
+      </w:r>
+    </w:p>
+    <w:p/>
+    <w:p>
+      <w:r>
+        <w:rPr>
+          <w:rFonts w:ascii="Courier New" w:hAnsi="Courier New"/>
+          <w:sz w:val="20"/>
+        </w:rPr>
+        <w:t xml:space="preserve">    def __init__(self, thing_id: str, name: str, zone: str) -&gt; None:</w:t>
+      </w:r>
+    </w:p>
+    <w:p>
+      <w:r>
+        <w:rPr>
+          <w:rFonts w:ascii="Courier New" w:hAnsi="Courier New"/>
+          <w:sz w:val="20"/>
+        </w:rPr>
+        <w:t xml:space="preserve">        super().__init__(thing_id, name)</w:t>
+      </w:r>
+    </w:p>
+    <w:p>
+      <w:r>
+        <w:rPr>
+          <w:rFonts w:ascii="Courier New" w:hAnsi="Courier New"/>
+          <w:sz w:val="20"/>
+        </w:rPr>
+        <w:t xml:space="preserve">        self.zone = zone</w:t>
+      </w:r>
+    </w:p>
+    <w:p/>
+    <w:p>
+      <w:r>
+        <w:rPr>
+          <w:rFonts w:ascii="Courier New" w:hAnsi="Courier New"/>
+          <w:sz w:val="20"/>
+        </w:rPr>
+        <w:t xml:space="preserve">    def getStatus(self) -&gt; str:</w:t>
+      </w:r>
+    </w:p>
+    <w:p>
+      <w:r>
+        <w:rPr>
+          <w:rFonts w:ascii="Courier New" w:hAnsi="Courier New"/>
+          <w:sz w:val="20"/>
+        </w:rPr>
+        <w:t xml:space="preserve">        return 'ZoneSensor[' + self.id + ']: zone=' + self.zone</w:t>
+      </w:r>
+    </w:p>
+    <w:p/>
+    <w:p>
+      <w:r>
+        <w:rPr>
+          <w:rFonts w:ascii="Courier New" w:hAnsi="Courier New"/>
+          <w:sz w:val="20"/>
+        </w:rPr>
+        <w:t xml:space="preserve">    def emulate(self) -&gt; None:</w:t>
+      </w:r>
+    </w:p>
+    <w:p>
+      <w:r>
+        <w:rPr>
+          <w:rFonts w:ascii="Courier New" w:hAnsi="Courier New"/>
+          <w:sz w:val="20"/>
+        </w:rPr>
+        <w:t xml:space="preserve">        self.zone = random.choice(self.ZONES)</w:t>
+      </w:r>
+    </w:p>
+    <w:p/>
+    <w:p>
+      <w:r>
+        <w:rPr>
+          <w:rFonts w:ascii="Courier New" w:hAnsi="Courier New"/>
+          <w:sz w:val="20"/>
+        </w:rPr>
+        <w:t xml:space="preserve">    def connect(self, request: Any=None) -&gt; Dict[str, Any]:</w:t>
+      </w:r>
+    </w:p>
+    <w:p>
+      <w:r>
+        <w:rPr>
+          <w:rFonts w:ascii="Courier New" w:hAnsi="Courier New"/>
+          <w:sz w:val="20"/>
+        </w:rPr>
+        <w:t xml:space="preserve">        self.emulate()</w:t>
+      </w:r>
+    </w:p>
+    <w:p>
+      <w:r>
+        <w:rPr>
+          <w:rFonts w:ascii="Courier New" w:hAnsi="Courier New"/>
+          <w:sz w:val="20"/>
+        </w:rPr>
+        <w:t xml:space="preserve">        return {'id': self.id, 'value': self.zone, 'zone': self.zone}</w:t>
+      </w:r>
+    </w:p>
+    <w:p/>
+    <w:p>
+      <w:r>
+        <w:rPr>
+          <w:rFonts w:ascii="Courier New" w:hAnsi="Courier New"/>
+          <w:sz w:val="20"/>
+        </w:rPr>
+        <w:t xml:space="preserve">    def connect_with_commands(self, request: Any) -&gt; Dict[str, Any]:</w:t>
+      </w:r>
+    </w:p>
+    <w:p>
+      <w:r>
+        <w:rPr>
+          <w:rFonts w:ascii="Courier New" w:hAnsi="Courier New"/>
+          <w:sz w:val="20"/>
+        </w:rPr>
+        <w:t xml:space="preserve">        if request is None:</w:t>
+      </w:r>
+    </w:p>
+    <w:p>
+      <w:r>
+        <w:rPr>
+          <w:rFonts w:ascii="Courier New" w:hAnsi="Courier New"/>
+          <w:sz w:val="20"/>
+        </w:rPr>
+        <w:t xml:space="preserve">            return {'zone': self.zone}</w:t>
+      </w:r>
+    </w:p>
+    <w:p>
+      <w:r>
+        <w:rPr>
+          <w:rFonts w:ascii="Courier New" w:hAnsi="Courier New"/>
+          <w:sz w:val="20"/>
+        </w:rPr>
+        <w:t xml:space="preserve">        raw = request.args.get('value', '') or ''</w:t>
+      </w:r>
+    </w:p>
+    <w:p>
+      <w:r>
+        <w:rPr>
+          <w:rFonts w:ascii="Courier New" w:hAnsi="Courier New"/>
+          <w:sz w:val="20"/>
+        </w:rPr>
+        <w:t xml:space="preserve">        if re.fullmatch('[a-z0-9\\-]+', raw):</w:t>
+      </w:r>
+    </w:p>
+    <w:p>
+      <w:r>
+        <w:rPr>
+          <w:rFonts w:ascii="Courier New" w:hAnsi="Courier New"/>
+          <w:sz w:val="20"/>
+        </w:rPr>
+        <w:t xml:space="preserve">            self.zone = raw</w:t>
+      </w:r>
+    </w:p>
+    <w:p>
+      <w:r>
+        <w:rPr>
+          <w:rFonts w:ascii="Courier New" w:hAnsi="Courier New"/>
+          <w:sz w:val="20"/>
+        </w:rPr>
+        <w:t xml:space="preserve">        else:</w:t>
+      </w:r>
+    </w:p>
+    <w:p>
+      <w:r>
+        <w:rPr>
+          <w:rFonts w:ascii="Courier New" w:hAnsi="Courier New"/>
+          <w:sz w:val="20"/>
+        </w:rPr>
+        <w:t xml:space="preserve">            print('ZoneSensor: недопустимая зона (нужны латиница, цифры, дефис):', repr(raw))</w:t>
+      </w:r>
+    </w:p>
+    <w:p>
+      <w:r>
+        <w:rPr>
+          <w:rFonts w:ascii="Courier New" w:hAnsi="Courier New"/>
+          <w:sz w:val="20"/>
+        </w:rPr>
+        <w:t xml:space="preserve">        return {'power': 'on', 'zone': self.zone}</w:t>
+      </w:r>
+    </w:p>
+    <w:p/>
+    <w:p>
+      <w:r>
+        <w:rPr>
+          <w:rFonts w:ascii="Courier New" w:hAnsi="Courier New"/>
+          <w:sz w:val="20"/>
+        </w:rPr>
+        <w:t>class EnvSensor(Thing):</w:t>
+      </w:r>
+    </w:p>
+    <w:p/>
+    <w:p>
+      <w:r>
+        <w:rPr>
+          <w:rFonts w:ascii="Courier New" w:hAnsi="Courier New"/>
+          <w:sz w:val="20"/>
+        </w:rPr>
+        <w:t xml:space="preserve">    def __init__(self, thing_id: str, name: str, temperature: float, light_lux: float) -&gt; None:</w:t>
+      </w:r>
+    </w:p>
+    <w:p>
+      <w:r>
+        <w:rPr>
+          <w:rFonts w:ascii="Courier New" w:hAnsi="Courier New"/>
+          <w:sz w:val="20"/>
+        </w:rPr>
+        <w:t xml:space="preserve">        super().__init__(thing_id, name)</w:t>
+      </w:r>
+    </w:p>
+    <w:p>
+      <w:r>
+        <w:rPr>
+          <w:rFonts w:ascii="Courier New" w:hAnsi="Courier New"/>
+          <w:sz w:val="20"/>
+        </w:rPr>
+        <w:t xml:space="preserve">        self.temperature = float(temperature)</w:t>
+      </w:r>
+    </w:p>
+    <w:p>
+      <w:r>
+        <w:rPr>
+          <w:rFonts w:ascii="Courier New" w:hAnsi="Courier New"/>
+          <w:sz w:val="20"/>
+        </w:rPr>
+        <w:t xml:space="preserve">        self.lightLux = float(light_lux)</w:t>
+      </w:r>
+    </w:p>
+    <w:p/>
+    <w:p>
+      <w:r>
+        <w:rPr>
+          <w:rFonts w:ascii="Courier New" w:hAnsi="Courier New"/>
+          <w:sz w:val="20"/>
+        </w:rPr>
+        <w:t xml:space="preserve">    def getStatus(self) -&gt; str:</w:t>
+      </w:r>
+    </w:p>
+    <w:p>
+      <w:r>
+        <w:rPr>
+          <w:rFonts w:ascii="Courier New" w:hAnsi="Courier New"/>
+          <w:sz w:val="20"/>
+        </w:rPr>
+        <w:t xml:space="preserve">        return 'EnvSensor[' + self.id + ']: t=' + str(round(self.temperature, 1)) + ', lux=' + str(int(self.lightLux))</w:t>
+      </w:r>
+    </w:p>
+    <w:p/>
+    <w:p>
+      <w:r>
+        <w:rPr>
+          <w:rFonts w:ascii="Courier New" w:hAnsi="Courier New"/>
+          <w:sz w:val="20"/>
+        </w:rPr>
+        <w:t xml:space="preserve">    def emulate(self) -&gt; None:</w:t>
+      </w:r>
+    </w:p>
+    <w:p>
+      <w:r>
+        <w:rPr>
+          <w:rFonts w:ascii="Courier New" w:hAnsi="Courier New"/>
+          <w:sz w:val="20"/>
+        </w:rPr>
+        <w:t xml:space="preserve">        self.temperature = round(random.uniform(18.0, 28.0), 1)</w:t>
+      </w:r>
+    </w:p>
+    <w:p>
+      <w:r>
+        <w:rPr>
+          <w:rFonts w:ascii="Courier New" w:hAnsi="Courier New"/>
+          <w:sz w:val="20"/>
+        </w:rPr>
+        <w:t xml:space="preserve">        self.lightLux = float(random.randint(300, 600))</w:t>
+      </w:r>
+    </w:p>
+    <w:p/>
+    <w:p>
+      <w:r>
+        <w:rPr>
+          <w:rFonts w:ascii="Courier New" w:hAnsi="Courier New"/>
+          <w:sz w:val="20"/>
+        </w:rPr>
+        <w:t xml:space="preserve">    def connect(self, request: Any=None) -&gt; Dict[str, Any]:</w:t>
+      </w:r>
+    </w:p>
+    <w:p>
+      <w:r>
+        <w:rPr>
+          <w:rFonts w:ascii="Courier New" w:hAnsi="Courier New"/>
+          <w:sz w:val="20"/>
+        </w:rPr>
+        <w:t xml:space="preserve">        self.emulate()</w:t>
+      </w:r>
+    </w:p>
+    <w:p>
+      <w:r>
+        <w:rPr>
+          <w:rFonts w:ascii="Courier New" w:hAnsi="Courier New"/>
+          <w:sz w:val="20"/>
+        </w:rPr>
+        <w:t xml:space="preserve">        return {'id': self.id, 'value': self.temperature, 'temperature': self.temperature, 'lightLux': int(self.lightLux)}</w:t>
+      </w:r>
+    </w:p>
+    <w:p/>
+    <w:p>
+      <w:r>
+        <w:rPr>
+          <w:rFonts w:ascii="Courier New" w:hAnsi="Courier New"/>
+          <w:sz w:val="20"/>
+        </w:rPr>
+        <w:t xml:space="preserve">    def connect_with_commands(self, request: Any) -&gt; Dict[str, Any]:</w:t>
+      </w:r>
+    </w:p>
+    <w:p>
+      <w:r>
+        <w:rPr>
+          <w:rFonts w:ascii="Courier New" w:hAnsi="Courier New"/>
+          <w:sz w:val="20"/>
+        </w:rPr>
+        <w:t xml:space="preserve">        if request is None:</w:t>
+      </w:r>
+    </w:p>
+    <w:p>
+      <w:r>
+        <w:rPr>
+          <w:rFonts w:ascii="Courier New" w:hAnsi="Courier New"/>
+          <w:sz w:val="20"/>
+        </w:rPr>
+        <w:t xml:space="preserve">            return {'power': 'on', 'value': self.temperature}</w:t>
+      </w:r>
+    </w:p>
+    <w:p>
+      <w:r>
+        <w:rPr>
+          <w:rFonts w:ascii="Courier New" w:hAnsi="Courier New"/>
+          <w:sz w:val="20"/>
+        </w:rPr>
+        <w:t xml:space="preserve">        raw = request.args.get('value', '')</w:t>
+      </w:r>
+    </w:p>
+    <w:p>
+      <w:r>
+        <w:rPr>
+          <w:rFonts w:ascii="Courier New" w:hAnsi="Courier New"/>
+          <w:sz w:val="20"/>
+        </w:rPr>
+        <w:t xml:space="preserve">        try:</w:t>
+      </w:r>
+    </w:p>
+    <w:p>
+      <w:r>
+        <w:rPr>
+          <w:rFonts w:ascii="Courier New" w:hAnsi="Courier New"/>
+          <w:sz w:val="20"/>
+        </w:rPr>
+        <w:t xml:space="preserve">            self.temperature = float(raw)</w:t>
+      </w:r>
+    </w:p>
+    <w:p>
+      <w:r>
+        <w:rPr>
+          <w:rFonts w:ascii="Courier New" w:hAnsi="Courier New"/>
+          <w:sz w:val="20"/>
+        </w:rPr>
+        <w:t xml:space="preserve">            self.temperature = round(self.temperature, 1)</w:t>
+      </w:r>
+    </w:p>
+    <w:p>
+      <w:r>
+        <w:rPr>
+          <w:rFonts w:ascii="Courier New" w:hAnsi="Courier New"/>
+          <w:sz w:val="20"/>
+        </w:rPr>
+        <w:t xml:space="preserve">        except ValueError:</w:t>
+      </w:r>
+    </w:p>
+    <w:p>
+      <w:r>
+        <w:rPr>
+          <w:rFonts w:ascii="Courier New" w:hAnsi="Courier New"/>
+          <w:sz w:val="20"/>
+        </w:rPr>
+        <w:t xml:space="preserve">            print('EnvSensor: не удалось привести к float, тип:', type(raw).__name__, 'значение:', repr(raw))</w:t>
+      </w:r>
+    </w:p>
+    <w:p>
+      <w:r>
+        <w:rPr>
+          <w:rFonts w:ascii="Courier New" w:hAnsi="Courier New"/>
+          <w:sz w:val="20"/>
+        </w:rPr>
+        <w:t xml:space="preserve">        return {'power': 'on', 'value': self.temperature}</w:t>
+      </w:r>
+    </w:p>
+    <w:p/>
+    <w:p>
+      <w:r>
+        <w:rPr>
+          <w:rFonts w:ascii="Courier New" w:hAnsi="Courier New"/>
+          <w:sz w:val="20"/>
+        </w:rPr>
+        <w:t>class Scoreboard(Thing):</w:t>
+      </w:r>
+    </w:p>
+    <w:p/>
+    <w:p>
+      <w:r>
+        <w:rPr>
+          <w:rFonts w:ascii="Courier New" w:hAnsi="Courier New"/>
+          <w:sz w:val="20"/>
+        </w:rPr>
+        <w:t xml:space="preserve">    def __init__(self, thing_id: str, name: str, score_a: int=0, score_b: int=0, timer_sec: int=0) -&gt; None:</w:t>
+      </w:r>
+    </w:p>
+    <w:p>
+      <w:r>
+        <w:rPr>
+          <w:rFonts w:ascii="Courier New" w:hAnsi="Courier New"/>
+          <w:sz w:val="20"/>
+        </w:rPr>
+        <w:t xml:space="preserve">        super().__init__(thing_id, name)</w:t>
+      </w:r>
+    </w:p>
+    <w:p>
+      <w:r>
+        <w:rPr>
+          <w:rFonts w:ascii="Courier New" w:hAnsi="Courier New"/>
+          <w:sz w:val="20"/>
+        </w:rPr>
+        <w:t xml:space="preserve">        self.scoreA = score_a</w:t>
+      </w:r>
+    </w:p>
+    <w:p>
+      <w:r>
+        <w:rPr>
+          <w:rFonts w:ascii="Courier New" w:hAnsi="Courier New"/>
+          <w:sz w:val="20"/>
+        </w:rPr>
+        <w:t xml:space="preserve">        self.scoreB = score_b</w:t>
+      </w:r>
+    </w:p>
+    <w:p>
+      <w:r>
+        <w:rPr>
+          <w:rFonts w:ascii="Courier New" w:hAnsi="Courier New"/>
+          <w:sz w:val="20"/>
+        </w:rPr>
+        <w:t xml:space="preserve">        self.timerSec = timer_sec</w:t>
+      </w:r>
+    </w:p>
+    <w:p/>
+    <w:p>
+      <w:r>
+        <w:rPr>
+          <w:rFonts w:ascii="Courier New" w:hAnsi="Courier New"/>
+          <w:sz w:val="20"/>
+        </w:rPr>
+        <w:t xml:space="preserve">    def getStatus(self) -&gt; str:</w:t>
+      </w:r>
+    </w:p>
+    <w:p>
+      <w:r>
+        <w:rPr>
+          <w:rFonts w:ascii="Courier New" w:hAnsi="Courier New"/>
+          <w:sz w:val="20"/>
+        </w:rPr>
+        <w:t xml:space="preserve">        return 'Scoreboard[' + self.id + ']: ' + str(self.scoreA) + ':' + str(self.scoreB) + ', t=' + str(self.timerSec)</w:t>
+      </w:r>
+    </w:p>
+    <w:p/>
+    <w:p>
+      <w:r>
+        <w:rPr>
+          <w:rFonts w:ascii="Courier New" w:hAnsi="Courier New"/>
+          <w:sz w:val="20"/>
+        </w:rPr>
+        <w:t xml:space="preserve">    def emulate(self) -&gt; None:</w:t>
+      </w:r>
+    </w:p>
+    <w:p>
+      <w:r>
+        <w:rPr>
+          <w:rFonts w:ascii="Courier New" w:hAnsi="Courier New"/>
+          <w:sz w:val="20"/>
+        </w:rPr>
+        <w:t xml:space="preserve">        self.timerSec += random.randint(0, 2)</w:t>
+      </w:r>
+    </w:p>
+    <w:p>
+      <w:r>
+        <w:rPr>
+          <w:rFonts w:ascii="Courier New" w:hAnsi="Courier New"/>
+          <w:sz w:val="20"/>
+        </w:rPr>
+        <w:t xml:space="preserve">        if random.random() &lt; 0.3:</w:t>
+      </w:r>
+    </w:p>
+    <w:p>
+      <w:r>
+        <w:rPr>
+          <w:rFonts w:ascii="Courier New" w:hAnsi="Courier New"/>
+          <w:sz w:val="20"/>
+        </w:rPr>
+        <w:t xml:space="preserve">            self.scoreA += 1</w:t>
+      </w:r>
+    </w:p>
+    <w:p/>
+    <w:p>
+      <w:r>
+        <w:rPr>
+          <w:rFonts w:ascii="Courier New" w:hAnsi="Courier New"/>
+          <w:sz w:val="20"/>
+        </w:rPr>
+        <w:t xml:space="preserve">    def connect(self, request: Any=None) -&gt; Dict[str, Any]:</w:t>
+      </w:r>
+    </w:p>
+    <w:p>
+      <w:r>
+        <w:rPr>
+          <w:rFonts w:ascii="Courier New" w:hAnsi="Courier New"/>
+          <w:sz w:val="20"/>
+        </w:rPr>
+        <w:t xml:space="preserve">        self.emulate()</w:t>
+      </w:r>
+    </w:p>
+    <w:p>
+      <w:r>
+        <w:rPr>
+          <w:rFonts w:ascii="Courier New" w:hAnsi="Courier New"/>
+          <w:sz w:val="20"/>
+        </w:rPr>
+        <w:t xml:space="preserve">        return {'id': self.id, 'value': self.scoreA, 'scoreA': self.scoreA, 'scoreB': self.scoreB, 'timer': self.timerSec}</w:t>
+      </w:r>
+    </w:p>
+    <w:p/>
+    <w:p>
+      <w:r>
+        <w:rPr>
+          <w:rFonts w:ascii="Courier New" w:hAnsi="Courier New"/>
+          <w:sz w:val="20"/>
+        </w:rPr>
+        <w:t xml:space="preserve">    def connect_with_commands(self, request: Any) -&gt; Dict[str, Any]:</w:t>
+      </w:r>
+    </w:p>
+    <w:p>
+      <w:r>
+        <w:rPr>
+          <w:rFonts w:ascii="Courier New" w:hAnsi="Courier New"/>
+          <w:sz w:val="20"/>
+        </w:rPr>
+        <w:t xml:space="preserve">        if request is None:</w:t>
+      </w:r>
+    </w:p>
+    <w:p>
+      <w:r>
+        <w:rPr>
+          <w:rFonts w:ascii="Courier New" w:hAnsi="Courier New"/>
+          <w:sz w:val="20"/>
+        </w:rPr>
+        <w:t xml:space="preserve">            return {'scoreA': self.scoreA, 'scoreB': self.scoreB}</w:t>
+      </w:r>
+    </w:p>
+    <w:p>
+      <w:r>
+        <w:rPr>
+          <w:rFonts w:ascii="Courier New" w:hAnsi="Courier New"/>
+          <w:sz w:val="20"/>
+        </w:rPr>
+        <w:t xml:space="preserve">        raw = request.args.get('value', '')</w:t>
+      </w:r>
+    </w:p>
+    <w:p>
+      <w:r>
+        <w:rPr>
+          <w:rFonts w:ascii="Courier New" w:hAnsi="Courier New"/>
+          <w:sz w:val="20"/>
+        </w:rPr>
+        <w:t xml:space="preserve">        try:</w:t>
+      </w:r>
+    </w:p>
+    <w:p>
+      <w:r>
+        <w:rPr>
+          <w:rFonts w:ascii="Courier New" w:hAnsi="Courier New"/>
+          <w:sz w:val="20"/>
+        </w:rPr>
+        <w:t xml:space="preserve">            parts = raw.split('-')</w:t>
+      </w:r>
+    </w:p>
+    <w:p>
+      <w:r>
+        <w:rPr>
+          <w:rFonts w:ascii="Courier New" w:hAnsi="Courier New"/>
+          <w:sz w:val="20"/>
+        </w:rPr>
+        <w:t xml:space="preserve">            if len(parts) == 2:</w:t>
+      </w:r>
+    </w:p>
+    <w:p>
+      <w:r>
+        <w:rPr>
+          <w:rFonts w:ascii="Courier New" w:hAnsi="Courier New"/>
+          <w:sz w:val="20"/>
+        </w:rPr>
+        <w:t xml:space="preserve">                self.scoreA = int(parts[0])</w:t>
+      </w:r>
+    </w:p>
+    <w:p>
+      <w:r>
+        <w:rPr>
+          <w:rFonts w:ascii="Courier New" w:hAnsi="Courier New"/>
+          <w:sz w:val="20"/>
+        </w:rPr>
+        <w:t xml:space="preserve">                self.scoreB = int(parts[1])</w:t>
+      </w:r>
+    </w:p>
+    <w:p>
+      <w:r>
+        <w:rPr>
+          <w:rFonts w:ascii="Courier New" w:hAnsi="Courier New"/>
+          <w:sz w:val="20"/>
+        </w:rPr>
+        <w:t xml:space="preserve">        except ValueError:</w:t>
+      </w:r>
+    </w:p>
+    <w:p>
+      <w:r>
+        <w:rPr>
+          <w:rFonts w:ascii="Courier New" w:hAnsi="Courier New"/>
+          <w:sz w:val="20"/>
+        </w:rPr>
+        <w:t xml:space="preserve">            print('Scoreboard: ожидался формат A-B для счёта')</w:t>
+      </w:r>
+    </w:p>
+    <w:p>
+      <w:r>
+        <w:rPr>
+          <w:rFonts w:ascii="Courier New" w:hAnsi="Courier New"/>
+          <w:sz w:val="20"/>
+        </w:rPr>
+        <w:t xml:space="preserve">        return {'power': 'on', 'scoreA': self.scoreA, 'scoreB': self.scoreB}</w:t>
+      </w:r>
+    </w:p>
+    <w:p/>
+    <w:p>
+      <w:r>
+        <w:rPr>
+          <w:rFonts w:ascii="Courier New" w:hAnsi="Courier New"/>
+          <w:sz w:val="20"/>
+        </w:rPr>
+        <w:t>class Heater:</w:t>
+      </w:r>
+    </w:p>
+    <w:p/>
+    <w:p>
+      <w:r>
+        <w:rPr>
+          <w:rFonts w:ascii="Courier New" w:hAnsi="Courier New"/>
+          <w:sz w:val="20"/>
+        </w:rPr>
+        <w:t xml:space="preserve">    def __init__(self, name: str, switch_on_temperature: float) -&gt; None:</w:t>
+      </w:r>
+    </w:p>
+    <w:p>
+      <w:r>
+        <w:rPr>
+          <w:rFonts w:ascii="Courier New" w:hAnsi="Courier New"/>
+          <w:sz w:val="20"/>
+        </w:rPr>
+        <w:t xml:space="preserve">        self.name = name</w:t>
+      </w:r>
+    </w:p>
+    <w:p>
+      <w:r>
+        <w:rPr>
+          <w:rFonts w:ascii="Courier New" w:hAnsi="Courier New"/>
+          <w:sz w:val="20"/>
+        </w:rPr>
+        <w:t xml:space="preserve">        self.power = 'Off'</w:t>
+      </w:r>
+    </w:p>
+    <w:p>
+      <w:r>
+        <w:rPr>
+          <w:rFonts w:ascii="Courier New" w:hAnsi="Courier New"/>
+          <w:sz w:val="20"/>
+        </w:rPr>
+        <w:t xml:space="preserve">        self.switch_on_temperature = switch_on_temperature</w:t>
+      </w:r>
+    </w:p>
+    <w:p/>
+    <w:p>
+      <w:r>
+        <w:rPr>
+          <w:rFonts w:ascii="Courier New" w:hAnsi="Courier New"/>
+          <w:sz w:val="20"/>
+        </w:rPr>
+        <w:t xml:space="preserve">    def connect(self) -&gt; Dict[str, Any]:</w:t>
+      </w:r>
+    </w:p>
+    <w:p>
+      <w:r>
+        <w:rPr>
+          <w:rFonts w:ascii="Courier New" w:hAnsi="Courier New"/>
+          <w:sz w:val="20"/>
+        </w:rPr>
+        <w:t xml:space="preserve">        return {'heater_power': self.power}</w:t>
+      </w:r>
+    </w:p>
+    <w:p/>
+    <w:p>
+      <w:r>
+        <w:rPr>
+          <w:rFonts w:ascii="Courier New" w:hAnsi="Courier New"/>
+          <w:sz w:val="20"/>
+        </w:rPr>
+        <w:t xml:space="preserve">    def auto_power(self, temperature: float) -&gt; None:</w:t>
+      </w:r>
+    </w:p>
+    <w:p>
+      <w:r>
+        <w:rPr>
+          <w:rFonts w:ascii="Courier New" w:hAnsi="Courier New"/>
+          <w:sz w:val="20"/>
+        </w:rPr>
+        <w:t xml:space="preserve">        self.power = 'On' if temperature &lt; self.switch_on_temperature else 'Off'</w:t>
+      </w:r>
+    </w:p>
+    <w:p/>
+    <w:p>
+      <w:r>
+        <w:rPr>
+          <w:rFonts w:ascii="Courier New" w:hAnsi="Courier New"/>
+          <w:sz w:val="20"/>
+        </w:rPr>
+        <w:t>class Logger:</w:t>
+      </w:r>
+    </w:p>
+    <w:p/>
+    <w:p>
+      <w:r>
+        <w:rPr>
+          <w:rFonts w:ascii="Courier New" w:hAnsi="Courier New"/>
+          <w:sz w:val="20"/>
+        </w:rPr>
+        <w:t xml:space="preserve">    def __init__(self, db_name: str) -&gt; None:</w:t>
+      </w:r>
+    </w:p>
+    <w:p>
+      <w:r>
+        <w:rPr>
+          <w:rFonts w:ascii="Courier New" w:hAnsi="Courier New"/>
+          <w:sz w:val="20"/>
+        </w:rPr>
+        <w:t xml:space="preserve">        self.db_name = db_name</w:t>
+      </w:r>
+    </w:p>
+    <w:p>
+      <w:r>
+        <w:rPr>
+          <w:rFonts w:ascii="Courier New" w:hAnsi="Courier New"/>
+          <w:sz w:val="20"/>
+        </w:rPr>
+        <w:t xml:space="preserve">        self._mongo_db: Any = None</w:t>
+      </w:r>
+    </w:p>
+    <w:p>
+      <w:r>
+        <w:rPr>
+          <w:rFonts w:ascii="Courier New" w:hAnsi="Courier New"/>
+          <w:sz w:val="20"/>
+        </w:rPr>
+        <w:t xml:space="preserve">        self._last_temp: Optional[float] = None</w:t>
+      </w:r>
+    </w:p>
+    <w:p>
+      <w:r>
+        <w:rPr>
+          <w:rFonts w:ascii="Courier New" w:hAnsi="Courier New"/>
+          <w:sz w:val="20"/>
+        </w:rPr>
+        <w:t xml:space="preserve">        self._client: Any = None</w:t>
+      </w:r>
+    </w:p>
+    <w:p>
+      <w:r>
+        <w:rPr>
+          <w:rFonts w:ascii="Courier New" w:hAnsi="Courier New"/>
+          <w:sz w:val="20"/>
+        </w:rPr>
+        <w:t xml:space="preserve">        self._mem_temp: List[Dict[str, Any]] = []</w:t>
+      </w:r>
+    </w:p>
+    <w:p>
+      <w:r>
+        <w:rPr>
+          <w:rFonts w:ascii="Courier New" w:hAnsi="Courier New"/>
+          <w:sz w:val="20"/>
+        </w:rPr>
+        <w:t xml:space="preserve">        self._mem_events: List[Dict[str, Any]] = []</w:t>
+      </w:r>
+    </w:p>
+    <w:p>
+      <w:r>
+        <w:rPr>
+          <w:rFonts w:ascii="Courier New" w:hAnsi="Courier New"/>
+          <w:sz w:val="20"/>
+        </w:rPr>
+        <w:t xml:space="preserve">        if pymongo is None:</w:t>
+      </w:r>
+    </w:p>
+    <w:p>
+      <w:r>
+        <w:rPr>
+          <w:rFonts w:ascii="Courier New" w:hAnsi="Courier New"/>
+          <w:sz w:val="20"/>
+        </w:rPr>
+        <w:t xml:space="preserve">            print('Logger: pymongo не установлен, используется память.')</w:t>
+      </w:r>
+    </w:p>
+    <w:p>
+      <w:r>
+        <w:rPr>
+          <w:rFonts w:ascii="Courier New" w:hAnsi="Courier New"/>
+          <w:sz w:val="20"/>
+        </w:rPr>
+        <w:t xml:space="preserve">            return</w:t>
+      </w:r>
+    </w:p>
+    <w:p>
+      <w:r>
+        <w:rPr>
+          <w:rFonts w:ascii="Courier New" w:hAnsi="Courier New"/>
+          <w:sz w:val="20"/>
+        </w:rPr>
+        <w:t xml:space="preserve">        try:</w:t>
+      </w:r>
+    </w:p>
+    <w:p>
+      <w:r>
+        <w:rPr>
+          <w:rFonts w:ascii="Courier New" w:hAnsi="Courier New"/>
+          <w:sz w:val="20"/>
+        </w:rPr>
+        <w:t xml:space="preserve">            self._client = pymongo.MongoClient('mongodb://127.0.0.1:27017/', serverSelectionTimeoutMS=2500)</w:t>
+      </w:r>
+    </w:p>
+    <w:p>
+      <w:r>
+        <w:rPr>
+          <w:rFonts w:ascii="Courier New" w:hAnsi="Courier New"/>
+          <w:sz w:val="20"/>
+        </w:rPr>
+        <w:t xml:space="preserve">            self._client.admin.command('ping')</w:t>
+      </w:r>
+    </w:p>
+    <w:p>
+      <w:r>
+        <w:rPr>
+          <w:rFonts w:ascii="Courier New" w:hAnsi="Courier New"/>
+          <w:sz w:val="20"/>
+        </w:rPr>
+        <w:t xml:space="preserve">            self._mongo_db = self._client[db_name]</w:t>
+      </w:r>
+    </w:p>
+    <w:p>
+      <w:r>
+        <w:rPr>
+          <w:rFonts w:ascii="Courier New" w:hAnsi="Courier New"/>
+          <w:sz w:val="20"/>
+        </w:rPr>
+        <w:t xml:space="preserve">            print('Logger: подключение к MongoDB OK, база', db_name)</w:t>
+      </w:r>
+    </w:p>
+    <w:p>
+      <w:r>
+        <w:rPr>
+          <w:rFonts w:ascii="Courier New" w:hAnsi="Courier New"/>
+          <w:sz w:val="20"/>
+        </w:rPr>
+        <w:t xml:space="preserve">        except Exception as exc:</w:t>
+      </w:r>
+    </w:p>
+    <w:p>
+      <w:r>
+        <w:rPr>
+          <w:rFonts w:ascii="Courier New" w:hAnsi="Courier New"/>
+          <w:sz w:val="20"/>
+        </w:rPr>
+        <w:t xml:space="preserve">            print('Logger: MongoDB недоступна (', exc, '), используется память.')</w:t>
+      </w:r>
+    </w:p>
+    <w:p/>
+    <w:p>
+      <w:r>
+        <w:rPr>
+          <w:rFonts w:ascii="Courier New" w:hAnsi="Courier New"/>
+          <w:sz w:val="20"/>
+        </w:rPr>
+        <w:t xml:space="preserve">    def insert_temperature(self, new_data: float) -&gt; Optional[Any]:</w:t>
+      </w:r>
+    </w:p>
+    <w:p>
+      <w:r>
+        <w:rPr>
+          <w:rFonts w:ascii="Courier New" w:hAnsi="Courier New"/>
+          <w:sz w:val="20"/>
+        </w:rPr>
+        <w:t xml:space="preserve">        if new_data == self._last_temp:</w:t>
+      </w:r>
+    </w:p>
+    <w:p>
+      <w:r>
+        <w:rPr>
+          <w:rFonts w:ascii="Courier New" w:hAnsi="Courier New"/>
+          <w:sz w:val="20"/>
+        </w:rPr>
+        <w:t xml:space="preserve">            print('Logger: температура не изменилась, запись пропущена')</w:t>
+      </w:r>
+    </w:p>
+    <w:p>
+      <w:r>
+        <w:rPr>
+          <w:rFonts w:ascii="Courier New" w:hAnsi="Courier New"/>
+          <w:sz w:val="20"/>
+        </w:rPr>
+        <w:t xml:space="preserve">            return None</w:t>
+      </w:r>
+    </w:p>
+    <w:p>
+      <w:r>
+        <w:rPr>
+          <w:rFonts w:ascii="Courier New" w:hAnsi="Courier New"/>
+          <w:sz w:val="20"/>
+        </w:rPr>
+        <w:t xml:space="preserve">        self._last_temp = float(new_data)</w:t>
+      </w:r>
+    </w:p>
+    <w:p>
+      <w:r>
+        <w:rPr>
+          <w:rFonts w:ascii="Courier New" w:hAnsi="Courier New"/>
+          <w:sz w:val="20"/>
+        </w:rPr>
+        <w:t xml:space="preserve">        ts = datetime.datetime.now().strftime('%Y-%m-%d %H:%M:%S')</w:t>
+      </w:r>
+    </w:p>
+    <w:p>
+      <w:r>
+        <w:rPr>
+          <w:rFonts w:ascii="Courier New" w:hAnsi="Courier New"/>
+          <w:sz w:val="20"/>
+        </w:rPr>
+        <w:t xml:space="preserve">        doc = {'timeStamp': ts, 'Temperature': float(new_data)}</w:t>
+      </w:r>
+    </w:p>
+    <w:p>
+      <w:r>
+        <w:rPr>
+          <w:rFonts w:ascii="Courier New" w:hAnsi="Courier New"/>
+          <w:sz w:val="20"/>
+        </w:rPr>
+        <w:t xml:space="preserve">        if self._mongo_db is not None:</w:t>
+      </w:r>
+    </w:p>
+    <w:p>
+      <w:r>
+        <w:rPr>
+          <w:rFonts w:ascii="Courier New" w:hAnsi="Courier New"/>
+          <w:sz w:val="20"/>
+        </w:rPr>
+        <w:t xml:space="preserve">            return self._mongo_db['Temperature'].insert_one(doc)</w:t>
+      </w:r>
+    </w:p>
+    <w:p>
+      <w:r>
+        <w:rPr>
+          <w:rFonts w:ascii="Courier New" w:hAnsi="Courier New"/>
+          <w:sz w:val="20"/>
+        </w:rPr>
+        <w:t xml:space="preserve">        self._mem_temp.append(doc)</w:t>
+      </w:r>
+    </w:p>
+    <w:p>
+      <w:r>
+        <w:rPr>
+          <w:rFonts w:ascii="Courier New" w:hAnsi="Courier New"/>
+          <w:sz w:val="20"/>
+        </w:rPr>
+        <w:t xml:space="preserve">        return doc</w:t>
+      </w:r>
+    </w:p>
+    <w:p/>
+    <w:p>
+      <w:r>
+        <w:rPr>
+          <w:rFonts w:ascii="Courier New" w:hAnsi="Courier New"/>
+          <w:sz w:val="20"/>
+        </w:rPr>
+        <w:t xml:space="preserve">    def insert_heater_event(self, power_state: str) -&gt; Optional[Any]:</w:t>
+      </w:r>
+    </w:p>
+    <w:p>
+      <w:r>
+        <w:rPr>
+          <w:rFonts w:ascii="Courier New" w:hAnsi="Courier New"/>
+          <w:sz w:val="20"/>
+        </w:rPr>
+        <w:t xml:space="preserve">        ts = datetime.datetime.now().strftime('%Y-%m-%d %H:%M:%S')</w:t>
+      </w:r>
+    </w:p>
+    <w:p>
+      <w:r>
+        <w:rPr>
+          <w:rFonts w:ascii="Courier New" w:hAnsi="Courier New"/>
+          <w:sz w:val="20"/>
+        </w:rPr>
+        <w:t xml:space="preserve">        doc = {'timeStamp': ts, 'heater_power': power_state}</w:t>
+      </w:r>
+    </w:p>
+    <w:p>
+      <w:r>
+        <w:rPr>
+          <w:rFonts w:ascii="Courier New" w:hAnsi="Courier New"/>
+          <w:sz w:val="20"/>
+        </w:rPr>
+        <w:t xml:space="preserve">        if self._mongo_db is not None:</w:t>
+      </w:r>
+    </w:p>
+    <w:p>
+      <w:r>
+        <w:rPr>
+          <w:rFonts w:ascii="Courier New" w:hAnsi="Courier New"/>
+          <w:sz w:val="20"/>
+        </w:rPr>
+        <w:t xml:space="preserve">            return self._mongo_db['HeaterEvents'].insert_one(doc)</w:t>
+      </w:r>
+    </w:p>
+    <w:p>
+      <w:r>
+        <w:rPr>
+          <w:rFonts w:ascii="Courier New" w:hAnsi="Courier New"/>
+          <w:sz w:val="20"/>
+        </w:rPr>
+        <w:t xml:space="preserve">        self._mem_events.append(doc)</w:t>
+      </w:r>
+    </w:p>
+    <w:p>
+      <w:r>
+        <w:rPr>
+          <w:rFonts w:ascii="Courier New" w:hAnsi="Courier New"/>
+          <w:sz w:val="20"/>
+        </w:rPr>
+        <w:t xml:space="preserve">        return doc</w:t>
+      </w:r>
+    </w:p>
+    <w:p/>
+    <w:p>
+      <w:r>
+        <w:rPr>
+          <w:rFonts w:ascii="Courier New" w:hAnsi="Courier New"/>
+          <w:sz w:val="20"/>
+        </w:rPr>
+        <w:t xml:space="preserve">    def _iter_temperature_docs(self) -&gt; List[Dict[str, Any]]:</w:t>
+      </w:r>
+    </w:p>
+    <w:p>
+      <w:r>
+        <w:rPr>
+          <w:rFonts w:ascii="Courier New" w:hAnsi="Courier New"/>
+          <w:sz w:val="20"/>
+        </w:rPr>
+        <w:t xml:space="preserve">        if self._mongo_db is not None:</w:t>
+      </w:r>
+    </w:p>
+    <w:p>
+      <w:r>
+        <w:rPr>
+          <w:rFonts w:ascii="Courier New" w:hAnsi="Courier New"/>
+          <w:sz w:val="20"/>
+        </w:rPr>
+        <w:t xml:space="preserve">            return list(self._mongo_db['Temperature'].find())</w:t>
+      </w:r>
+    </w:p>
+    <w:p>
+      <w:r>
+        <w:rPr>
+          <w:rFonts w:ascii="Courier New" w:hAnsi="Courier New"/>
+          <w:sz w:val="20"/>
+        </w:rPr>
+        <w:t xml:space="preserve">        return list(self._mem_temp)</w:t>
+      </w:r>
+    </w:p>
+    <w:p/>
+    <w:p>
+      <w:r>
+        <w:rPr>
+          <w:rFonts w:ascii="Courier New" w:hAnsi="Courier New"/>
+          <w:sz w:val="20"/>
+        </w:rPr>
+        <w:t xml:space="preserve">    def average_temperature(self) -&gt; Optional[float]:</w:t>
+      </w:r>
+    </w:p>
+    <w:p>
+      <w:r>
+        <w:rPr>
+          <w:rFonts w:ascii="Courier New" w:hAnsi="Courier New"/>
+          <w:sz w:val="20"/>
+        </w:rPr>
+        <w:t xml:space="preserve">        docs = self._iter_temperature_docs()</w:t>
+      </w:r>
+    </w:p>
+    <w:p>
+      <w:r>
+        <w:rPr>
+          <w:rFonts w:ascii="Courier New" w:hAnsi="Courier New"/>
+          <w:sz w:val="20"/>
+        </w:rPr>
+        <w:t xml:space="preserve">        vals = [d.get('Temperature') for d in docs if d.get('Temperature') is not None]</w:t>
+      </w:r>
+    </w:p>
+    <w:p>
+      <w:r>
+        <w:rPr>
+          <w:rFonts w:ascii="Courier New" w:hAnsi="Courier New"/>
+          <w:sz w:val="20"/>
+        </w:rPr>
+        <w:t xml:space="preserve">        if not vals:</w:t>
+      </w:r>
+    </w:p>
+    <w:p>
+      <w:r>
+        <w:rPr>
+          <w:rFonts w:ascii="Courier New" w:hAnsi="Courier New"/>
+          <w:sz w:val="20"/>
+        </w:rPr>
+        <w:t xml:space="preserve">            return None</w:t>
+      </w:r>
+    </w:p>
+    <w:p>
+      <w:r>
+        <w:rPr>
+          <w:rFonts w:ascii="Courier New" w:hAnsi="Courier New"/>
+          <w:sz w:val="20"/>
+        </w:rPr>
+        <w:t xml:space="preserve">        return sum(vals) / len(vals)</w:t>
+      </w:r>
+    </w:p>
+    <w:p/>
+    <w:p>
+      <w:r>
+        <w:rPr>
+          <w:rFonts w:ascii="Courier New" w:hAnsi="Courier New"/>
+          <w:sz w:val="20"/>
+        </w:rPr>
+        <w:t xml:space="preserve">    def max_temperature(self) -&gt; Optional[float]:</w:t>
+      </w:r>
+    </w:p>
+    <w:p>
+      <w:r>
+        <w:rPr>
+          <w:rFonts w:ascii="Courier New" w:hAnsi="Courier New"/>
+          <w:sz w:val="20"/>
+        </w:rPr>
+        <w:t xml:space="preserve">        docs = self._iter_temperature_docs()</w:t>
+      </w:r>
+    </w:p>
+    <w:p>
+      <w:r>
+        <w:rPr>
+          <w:rFonts w:ascii="Courier New" w:hAnsi="Courier New"/>
+          <w:sz w:val="20"/>
+        </w:rPr>
+        <w:t xml:space="preserve">        vals = [d.get('Temperature') for d in docs if d.get('Temperature') is not None]</w:t>
+      </w:r>
+    </w:p>
+    <w:p>
+      <w:r>
+        <w:rPr>
+          <w:rFonts w:ascii="Courier New" w:hAnsi="Courier New"/>
+          <w:sz w:val="20"/>
+        </w:rPr>
+        <w:t xml:space="preserve">        if not vals:</w:t>
+      </w:r>
+    </w:p>
+    <w:p>
+      <w:r>
+        <w:rPr>
+          <w:rFonts w:ascii="Courier New" w:hAnsi="Courier New"/>
+          <w:sz w:val="20"/>
+        </w:rPr>
+        <w:t xml:space="preserve">            return None</w:t>
+      </w:r>
+    </w:p>
+    <w:p>
+      <w:r>
+        <w:rPr>
+          <w:rFonts w:ascii="Courier New" w:hAnsi="Courier New"/>
+          <w:sz w:val="20"/>
+        </w:rPr>
+        <w:t xml:space="preserve">        return max(vals)</w:t>
+      </w:r>
+    </w:p>
+    <w:p/>
+    <w:p>
+      <w:r>
+        <w:rPr>
+          <w:rFonts w:ascii="Courier New" w:hAnsi="Courier New"/>
+          <w:sz w:val="20"/>
+        </w:rPr>
+        <w:t xml:space="preserve">    def chart_series(self, limit: int=30) -&gt; Dict[str, List[Any]]:</w:t>
+      </w:r>
+    </w:p>
+    <w:p>
+      <w:r>
+        <w:rPr>
+          <w:rFonts w:ascii="Courier New" w:hAnsi="Courier New"/>
+          <w:sz w:val="20"/>
+        </w:rPr>
+        <w:t xml:space="preserve">        docs = self._iter_temperature_docs()[-limit:]</w:t>
+      </w:r>
+    </w:p>
+    <w:p>
+      <w:r>
+        <w:rPr>
+          <w:rFonts w:ascii="Courier New" w:hAnsi="Courier New"/>
+          <w:sz w:val="20"/>
+        </w:rPr>
+        <w:t xml:space="preserve">        labels = [d.get('timeStamp', '') for d in docs]</w:t>
+      </w:r>
+    </w:p>
+    <w:p>
+      <w:r>
+        <w:rPr>
+          <w:rFonts w:ascii="Courier New" w:hAnsi="Courier New"/>
+          <w:sz w:val="20"/>
+        </w:rPr>
+        <w:t xml:space="preserve">        values = [d.get('Temperature', 0) for d in docs]</w:t>
+      </w:r>
+    </w:p>
+    <w:p>
+      <w:r>
+        <w:rPr>
+          <w:rFonts w:ascii="Courier New" w:hAnsi="Courier New"/>
+          <w:sz w:val="20"/>
+        </w:rPr>
+        <w:t xml:space="preserve">        return {'labels': labels, 'values': values}</w:t>
+      </w:r>
+    </w:p>
+    <w:p/>
+    <w:p>
+      <w:r>
+        <w:rPr>
+          <w:rFonts w:ascii="Courier New" w:hAnsi="Courier New"/>
+          <w:sz w:val="20"/>
+        </w:rPr>
+        <w:t>class CourtDataStore:</w:t>
+      </w:r>
+    </w:p>
+    <w:p/>
+    <w:p>
+      <w:r>
+        <w:rPr>
+          <w:rFonts w:ascii="Courier New" w:hAnsi="Courier New"/>
+          <w:sz w:val="20"/>
+        </w:rPr>
+        <w:t xml:space="preserve">    def __init__(self) -&gt; None:</w:t>
+      </w:r>
+    </w:p>
+    <w:p>
+      <w:r>
+        <w:rPr>
+          <w:rFonts w:ascii="Courier New" w:hAnsi="Courier New"/>
+          <w:sz w:val="20"/>
+        </w:rPr>
+        <w:t xml:space="preserve">        self.events: List[str] = []</w:t>
+      </w:r>
+    </w:p>
+    <w:p>
+      <w:r>
+        <w:rPr>
+          <w:rFonts w:ascii="Courier New" w:hAnsi="Courier New"/>
+          <w:sz w:val="20"/>
+        </w:rPr>
+        <w:t xml:space="preserve">        self.telemetry: List[str] = []</w:t>
+      </w:r>
+    </w:p>
+    <w:p/>
+    <w:p>
+      <w:r>
+        <w:rPr>
+          <w:rFonts w:ascii="Courier New" w:hAnsi="Courier New"/>
+          <w:sz w:val="20"/>
+        </w:rPr>
+        <w:t xml:space="preserve">    def saveEvent(self, data: Any) -&gt; None:</w:t>
+      </w:r>
+    </w:p>
+    <w:p>
+      <w:r>
+        <w:rPr>
+          <w:rFonts w:ascii="Courier New" w:hAnsi="Courier New"/>
+          <w:sz w:val="20"/>
+        </w:rPr>
+        <w:t xml:space="preserve">        self.events.append('event=' + repr(data))</w:t>
+      </w:r>
+    </w:p>
+    <w:p/>
+    <w:p>
+      <w:r>
+        <w:rPr>
+          <w:rFonts w:ascii="Courier New" w:hAnsi="Courier New"/>
+          <w:sz w:val="20"/>
+        </w:rPr>
+        <w:t xml:space="preserve">    def saveTelemetry(self, data: Any) -&gt; None:</w:t>
+      </w:r>
+    </w:p>
+    <w:p>
+      <w:r>
+        <w:rPr>
+          <w:rFonts w:ascii="Courier New" w:hAnsi="Courier New"/>
+          <w:sz w:val="20"/>
+        </w:rPr>
+        <w:t xml:space="preserve">        self.telemetry.append('telemetry=' + repr(data))</w:t>
+      </w:r>
+    </w:p>
+    <w:p/>
+    <w:p>
+      <w:r>
+        <w:rPr>
+          <w:rFonts w:ascii="Courier New" w:hAnsi="Courier New"/>
+          <w:sz w:val="20"/>
+        </w:rPr>
+        <w:t xml:space="preserve">    def getRecords(self) -&gt; List[str]:</w:t>
+      </w:r>
+    </w:p>
+    <w:p>
+      <w:r>
+        <w:rPr>
+          <w:rFonts w:ascii="Courier New" w:hAnsi="Courier New"/>
+          <w:sz w:val="20"/>
+        </w:rPr>
+        <w:t xml:space="preserve">        return self.events + self.telemetry</w:t>
+      </w:r>
+    </w:p>
+    <w:p/>
+    <w:p>
+      <w:r>
+        <w:rPr>
+          <w:rFonts w:ascii="Courier New" w:hAnsi="Courier New"/>
+          <w:sz w:val="20"/>
+        </w:rPr>
+        <w:t>class MainControlUnit:</w:t>
+      </w:r>
+    </w:p>
+    <w:p/>
+    <w:p>
+      <w:r>
+        <w:rPr>
+          <w:rFonts w:ascii="Courier New" w:hAnsi="Courier New"/>
+          <w:sz w:val="20"/>
+        </w:rPr>
+        <w:t xml:space="preserve">    def __init__(self, things: List[Thing], store: CourtDataStore, scoreboard: Scoreboard) -&gt; None:</w:t>
+      </w:r>
+    </w:p>
+    <w:p>
+      <w:r>
+        <w:rPr>
+          <w:rFonts w:ascii="Courier New" w:hAnsi="Courier New"/>
+          <w:sz w:val="20"/>
+        </w:rPr>
+        <w:t xml:space="preserve">        self.things = things</w:t>
+      </w:r>
+    </w:p>
+    <w:p>
+      <w:r>
+        <w:rPr>
+          <w:rFonts w:ascii="Courier New" w:hAnsi="Courier New"/>
+          <w:sz w:val="20"/>
+        </w:rPr>
+        <w:t xml:space="preserve">        self.store = store</w:t>
+      </w:r>
+    </w:p>
+    <w:p>
+      <w:r>
+        <w:rPr>
+          <w:rFonts w:ascii="Courier New" w:hAnsi="Courier New"/>
+          <w:sz w:val="20"/>
+        </w:rPr>
+        <w:t xml:space="preserve">        self.scoreboard = scoreboard</w:t>
+      </w:r>
+    </w:p>
+    <w:p/>
+    <w:p>
+      <w:r>
+        <w:rPr>
+          <w:rFonts w:ascii="Courier New" w:hAnsi="Courier New"/>
+          <w:sz w:val="20"/>
+        </w:rPr>
+        <w:t xml:space="preserve">    def collectData(self) -&gt; None:</w:t>
+      </w:r>
+    </w:p>
+    <w:p>
+      <w:r>
+        <w:rPr>
+          <w:rFonts w:ascii="Courier New" w:hAnsi="Courier New"/>
+          <w:sz w:val="20"/>
+        </w:rPr>
+        <w:t xml:space="preserve">        for t in self.things:</w:t>
+      </w:r>
+    </w:p>
+    <w:p>
+      <w:r>
+        <w:rPr>
+          <w:rFonts w:ascii="Courier New" w:hAnsi="Courier New"/>
+          <w:sz w:val="20"/>
+        </w:rPr>
+        <w:t xml:space="preserve">            self.store.saveTelemetry({'id': t.id, 'status': t.getStatus()})</w:t>
+      </w:r>
+    </w:p>
+    <w:p/>
+    <w:p>
+      <w:r>
+        <w:rPr>
+          <w:rFonts w:ascii="Courier New" w:hAnsi="Courier New"/>
+          <w:sz w:val="20"/>
+        </w:rPr>
+        <w:t xml:space="preserve">    def calculateScore(self) -&gt; None:</w:t>
+      </w:r>
+    </w:p>
+    <w:p>
+      <w:r>
+        <w:rPr>
+          <w:rFonts w:ascii="Courier New" w:hAnsi="Courier New"/>
+          <w:sz w:val="20"/>
+        </w:rPr>
+        <w:t xml:space="preserve">        for t in self.things:</w:t>
+      </w:r>
+    </w:p>
+    <w:p>
+      <w:r>
+        <w:rPr>
+          <w:rFonts w:ascii="Courier New" w:hAnsi="Courier New"/>
+          <w:sz w:val="20"/>
+        </w:rPr>
+        <w:t xml:space="preserve">            if isinstance(t, ScoreSensor) and t.is_goal:</w:t>
+      </w:r>
+    </w:p>
+    <w:p>
+      <w:r>
+        <w:rPr>
+          <w:rFonts w:ascii="Courier New" w:hAnsi="Courier New"/>
+          <w:sz w:val="20"/>
+        </w:rPr>
+        <w:t xml:space="preserve">                self.scoreboard.scoreA += 1</w:t>
+      </w:r>
+    </w:p>
+    <w:p>
+      <w:r>
+        <w:rPr>
+          <w:rFonts w:ascii="Courier New" w:hAnsi="Courier New"/>
+          <w:sz w:val="20"/>
+        </w:rPr>
+        <w:t xml:space="preserve">                self.store.saveEvent({'type': 'basket', 'points': self.scoreboard.scoreA})</w:t>
+      </w:r>
+    </w:p>
+    <w:p>
+      <w:r>
+        <w:rPr>
+          <w:rFonts w:ascii="Courier New" w:hAnsi="Courier New"/>
+          <w:sz w:val="20"/>
+        </w:rPr>
+        <w:t xml:space="preserve">                break</w:t>
+      </w:r>
+    </w:p>
+    <w:p/>
+    <w:p>
+      <w:r>
+        <w:rPr>
+          <w:rFonts w:ascii="Courier New" w:hAnsi="Courier New"/>
+          <w:sz w:val="20"/>
+        </w:rPr>
+        <w:t xml:space="preserve">    def updateScoreboard(self) -&gt; None:</w:t>
+      </w:r>
+    </w:p>
+    <w:p>
+      <w:r>
+        <w:rPr>
+          <w:rFonts w:ascii="Courier New" w:hAnsi="Courier New"/>
+          <w:sz w:val="20"/>
+        </w:rPr>
+        <w:t xml:space="preserve">        self.scoreboard.timerSec += 1</w:t>
+      </w:r>
+    </w:p>
+    <w:p>
+      <w:r>
+        <w:rPr>
+          <w:rFonts w:ascii="Courier New" w:hAnsi="Courier New"/>
+          <w:sz w:val="20"/>
+        </w:rPr>
+        <w:t>function poll(url, id, pick) {</w:t>
+      </w:r>
+    </w:p>
+    <w:p>
+      <w:r>
+        <w:rPr>
+          <w:rFonts w:ascii="Courier New" w:hAnsi="Courier New"/>
+          <w:sz w:val="20"/>
+        </w:rPr>
+        <w:t xml:space="preserve">  $.ajax({</w:t>
+      </w:r>
+    </w:p>
+    <w:p>
+      <w:r>
+        <w:rPr>
+          <w:rFonts w:ascii="Courier New" w:hAnsi="Courier New"/>
+          <w:sz w:val="20"/>
+        </w:rPr>
+        <w:t xml:space="preserve">    type: "GET",</w:t>
+      </w:r>
+    </w:p>
+    <w:p>
+      <w:r>
+        <w:rPr>
+          <w:rFonts w:ascii="Courier New" w:hAnsi="Courier New"/>
+          <w:sz w:val="20"/>
+        </w:rPr>
+        <w:t xml:space="preserve">    url: url,</w:t>
+      </w:r>
+    </w:p>
+    <w:p>
+      <w:r>
+        <w:rPr>
+          <w:rFonts w:ascii="Courier New" w:hAnsi="Courier New"/>
+          <w:sz w:val="20"/>
+        </w:rPr>
+        <w:t xml:space="preserve">    dataType: "json",</w:t>
+      </w:r>
+    </w:p>
+    <w:p>
+      <w:r>
+        <w:rPr>
+          <w:rFonts w:ascii="Courier New" w:hAnsi="Courier New"/>
+          <w:sz w:val="20"/>
+        </w:rPr>
+        <w:t xml:space="preserve">    contentType: "application/json",</w:t>
+      </w:r>
+    </w:p>
+    <w:p>
+      <w:r>
+        <w:rPr>
+          <w:rFonts w:ascii="Courier New" w:hAnsi="Courier New"/>
+          <w:sz w:val="20"/>
+        </w:rPr>
+        <w:t xml:space="preserve">    data: {},</w:t>
+      </w:r>
+    </w:p>
+    <w:p>
+      <w:r>
+        <w:rPr>
+          <w:rFonts w:ascii="Courier New" w:hAnsi="Courier New"/>
+          <w:sz w:val="20"/>
+        </w:rPr>
+        <w:t xml:space="preserve">    success: function (response) {</w:t>
+      </w:r>
+    </w:p>
+    <w:p>
+      <w:r>
+        <w:rPr>
+          <w:rFonts w:ascii="Courier New" w:hAnsi="Courier New"/>
+          <w:sz w:val="20"/>
+        </w:rPr>
+        <w:t xml:space="preserve">      document.getElementById(id).value = pick(response);</w:t>
+      </w:r>
+    </w:p>
+    <w:p>
+      <w:r>
+        <w:rPr>
+          <w:rFonts w:ascii="Courier New" w:hAnsi="Courier New"/>
+          <w:sz w:val="20"/>
+        </w:rPr>
+        <w:t xml:space="preserve">    },</w:t>
+      </w:r>
+    </w:p>
+    <w:p>
+      <w:r>
+        <w:rPr>
+          <w:rFonts w:ascii="Courier New" w:hAnsi="Courier New"/>
+          <w:sz w:val="20"/>
+        </w:rPr>
+        <w:t xml:space="preserve">  });</w:t>
+      </w:r>
+    </w:p>
+    <w:p>
+      <w:r>
+        <w:rPr>
+          <w:rFonts w:ascii="Courier New" w:hAnsi="Courier New"/>
+          <w:sz w:val="20"/>
+        </w:rPr>
+        <w:t>}</w:t>
+      </w:r>
+    </w:p>
+    <w:p/>
+    <w:p>
+      <w:r>
+        <w:rPr>
+          <w:rFonts w:ascii="Courier New" w:hAnsi="Courier New"/>
+          <w:sz w:val="20"/>
+        </w:rPr>
+        <w:t>function startMonitoring() {</w:t>
+      </w:r>
+    </w:p>
+    <w:p>
+      <w:r>
+        <w:rPr>
+          <w:rFonts w:ascii="Courier New" w:hAnsi="Courier New"/>
+          <w:sz w:val="20"/>
+        </w:rPr>
+        <w:t xml:space="preserve">  setInterval(function () {</w:t>
+      </w:r>
+    </w:p>
+    <w:p>
+      <w:r>
+        <w:rPr>
+          <w:rFonts w:ascii="Courier New" w:hAnsi="Courier New"/>
+          <w:sz w:val="20"/>
+        </w:rPr>
+        <w:t xml:space="preserve">    poll("/monitor/env", "mon_env", function (r) {</w:t>
+      </w:r>
+    </w:p>
+    <w:p>
+      <w:r>
+        <w:rPr>
+          <w:rFonts w:ascii="Courier New" w:hAnsi="Courier New"/>
+          <w:sz w:val="20"/>
+        </w:rPr>
+        <w:t xml:space="preserve">      return r.temperature != null ? r.temperature : r.value;</w:t>
+      </w:r>
+    </w:p>
+    <w:p>
+      <w:r>
+        <w:rPr>
+          <w:rFonts w:ascii="Courier New" w:hAnsi="Courier New"/>
+          <w:sz w:val="20"/>
+        </w:rPr>
+        <w:t xml:space="preserve">    });</w:t>
+      </w:r>
+    </w:p>
+    <w:p>
+      <w:r>
+        <w:rPr>
+          <w:rFonts w:ascii="Courier New" w:hAnsi="Courier New"/>
+          <w:sz w:val="20"/>
+        </w:rPr>
+        <w:t xml:space="preserve">  }, 1000);</w:t>
+      </w:r>
+    </w:p>
+    <w:p/>
+    <w:p>
+      <w:r>
+        <w:rPr>
+          <w:rFonts w:ascii="Courier New" w:hAnsi="Courier New"/>
+          <w:sz w:val="20"/>
+        </w:rPr>
+        <w:t xml:space="preserve">  setInterval(function () {</w:t>
+      </w:r>
+    </w:p>
+    <w:p>
+      <w:r>
+        <w:rPr>
+          <w:rFonts w:ascii="Courier New" w:hAnsi="Courier New"/>
+          <w:sz w:val="20"/>
+        </w:rPr>
+        <w:t xml:space="preserve">    poll("/monitor/score", "mon_score", function (r) {</w:t>
+      </w:r>
+    </w:p>
+    <w:p>
+      <w:r>
+        <w:rPr>
+          <w:rFonts w:ascii="Courier New" w:hAnsi="Courier New"/>
+          <w:sz w:val="20"/>
+        </w:rPr>
+        <w:t xml:space="preserve">      return r.is_goal ? "гол" : "нет";</w:t>
+      </w:r>
+    </w:p>
+    <w:p>
+      <w:r>
+        <w:rPr>
+          <w:rFonts w:ascii="Courier New" w:hAnsi="Courier New"/>
+          <w:sz w:val="20"/>
+        </w:rPr>
+        <w:t xml:space="preserve">    });</w:t>
+      </w:r>
+    </w:p>
+    <w:p>
+      <w:r>
+        <w:rPr>
+          <w:rFonts w:ascii="Courier New" w:hAnsi="Courier New"/>
+          <w:sz w:val="20"/>
+        </w:rPr>
+        <w:t xml:space="preserve">  }, 1000);</w:t>
+      </w:r>
+    </w:p>
+    <w:p/>
+    <w:p>
+      <w:r>
+        <w:rPr>
+          <w:rFonts w:ascii="Courier New" w:hAnsi="Courier New"/>
+          <w:sz w:val="20"/>
+        </w:rPr>
+        <w:t xml:space="preserve">  setInterval(function () {</w:t>
+      </w:r>
+    </w:p>
+    <w:p>
+      <w:r>
+        <w:rPr>
+          <w:rFonts w:ascii="Courier New" w:hAnsi="Courier New"/>
+          <w:sz w:val="20"/>
+        </w:rPr>
+        <w:t xml:space="preserve">    poll("/monitor/zone", "mon_zone", function (r) {</w:t>
+      </w:r>
+    </w:p>
+    <w:p>
+      <w:r>
+        <w:rPr>
+          <w:rFonts w:ascii="Courier New" w:hAnsi="Courier New"/>
+          <w:sz w:val="20"/>
+        </w:rPr>
+        <w:t xml:space="preserve">      return r.zone;</w:t>
+      </w:r>
+    </w:p>
+    <w:p>
+      <w:r>
+        <w:rPr>
+          <w:rFonts w:ascii="Courier New" w:hAnsi="Courier New"/>
+          <w:sz w:val="20"/>
+        </w:rPr>
+        <w:t xml:space="preserve">    });</w:t>
+      </w:r>
+    </w:p>
+    <w:p>
+      <w:r>
+        <w:rPr>
+          <w:rFonts w:ascii="Courier New" w:hAnsi="Courier New"/>
+          <w:sz w:val="20"/>
+        </w:rPr>
+        <w:t xml:space="preserve">  }, 1000);</w:t>
+      </w:r>
+    </w:p>
+    <w:p/>
+    <w:p>
+      <w:r>
+        <w:rPr>
+          <w:rFonts w:ascii="Courier New" w:hAnsi="Courier New"/>
+          <w:sz w:val="20"/>
+        </w:rPr>
+        <w:t xml:space="preserve">  setInterval(function () {</w:t>
+      </w:r>
+    </w:p>
+    <w:p>
+      <w:r>
+        <w:rPr>
+          <w:rFonts w:ascii="Courier New" w:hAnsi="Courier New"/>
+          <w:sz w:val="20"/>
+        </w:rPr>
+        <w:t xml:space="preserve">    poll("/monitor/board", "mon_board", function (r) {</w:t>
+      </w:r>
+    </w:p>
+    <w:p>
+      <w:r>
+        <w:rPr>
+          <w:rFonts w:ascii="Courier New" w:hAnsi="Courier New"/>
+          <w:sz w:val="20"/>
+        </w:rPr>
+        <w:t xml:space="preserve">      return r.scoreA + ":" + r.scoreB + " t=" + r.timer;</w:t>
+      </w:r>
+    </w:p>
+    <w:p>
+      <w:r>
+        <w:rPr>
+          <w:rFonts w:ascii="Courier New" w:hAnsi="Courier New"/>
+          <w:sz w:val="20"/>
+        </w:rPr>
+        <w:t xml:space="preserve">    });</w:t>
+      </w:r>
+    </w:p>
+    <w:p>
+      <w:r>
+        <w:rPr>
+          <w:rFonts w:ascii="Courier New" w:hAnsi="Courier New"/>
+          <w:sz w:val="20"/>
+        </w:rPr>
+        <w:t xml:space="preserve">  }, 1000);</w:t>
+      </w:r>
+    </w:p>
+    <w:p>
+      <w:r>
+        <w:rPr>
+          <w:rFonts w:ascii="Courier New" w:hAnsi="Courier New"/>
+          <w:sz w:val="20"/>
+        </w:rPr>
+        <w:t>}</w:t>
+      </w:r>
+    </w:p>
+    <w:p/>
+    <w:p>
+      <w:r>
+        <w:rPr>
+          <w:rFonts w:ascii="Courier New" w:hAnsi="Courier New"/>
+          <w:sz w:val="20"/>
+        </w:rPr>
+        <w:t>function sendCommand(url, valueFieldId, extra) {</w:t>
+      </w:r>
+    </w:p>
+    <w:p>
+      <w:r>
+        <w:rPr>
+          <w:rFonts w:ascii="Courier New" w:hAnsi="Courier New"/>
+          <w:sz w:val="20"/>
+        </w:rPr>
+        <w:t xml:space="preserve">  var v = document.getElementById(valueFieldId).value;</w:t>
+      </w:r>
+    </w:p>
+    <w:p>
+      <w:r>
+        <w:rPr>
+          <w:rFonts w:ascii="Courier New" w:hAnsi="Courier New"/>
+          <w:sz w:val="20"/>
+        </w:rPr>
+        <w:t xml:space="preserve">  $.ajax({</w:t>
+      </w:r>
+    </w:p>
+    <w:p>
+      <w:r>
+        <w:rPr>
+          <w:rFonts w:ascii="Courier New" w:hAnsi="Courier New"/>
+          <w:sz w:val="20"/>
+        </w:rPr>
+        <w:t xml:space="preserve">    type: "GET",</w:t>
+      </w:r>
+    </w:p>
+    <w:p>
+      <w:r>
+        <w:rPr>
+          <w:rFonts w:ascii="Courier New" w:hAnsi="Courier New"/>
+          <w:sz w:val="20"/>
+        </w:rPr>
+        <w:t xml:space="preserve">    url: url,</w:t>
+      </w:r>
+    </w:p>
+    <w:p>
+      <w:r>
+        <w:rPr>
+          <w:rFonts w:ascii="Courier New" w:hAnsi="Courier New"/>
+          <w:sz w:val="20"/>
+        </w:rPr>
+        <w:t xml:space="preserve">    dataType: "json",</w:t>
+      </w:r>
+    </w:p>
+    <w:p>
+      <w:r>
+        <w:rPr>
+          <w:rFonts w:ascii="Courier New" w:hAnsi="Courier New"/>
+          <w:sz w:val="20"/>
+        </w:rPr>
+        <w:t xml:space="preserve">    data: { value: v },</w:t>
+      </w:r>
+    </w:p>
+    <w:p>
+      <w:r>
+        <w:rPr>
+          <w:rFonts w:ascii="Courier New" w:hAnsi="Courier New"/>
+          <w:sz w:val="20"/>
+        </w:rPr>
+        <w:t xml:space="preserve">    success: function (response) {</w:t>
+      </w:r>
+    </w:p>
+    <w:p>
+      <w:r>
+        <w:rPr>
+          <w:rFonts w:ascii="Courier New" w:hAnsi="Courier New"/>
+          <w:sz w:val="20"/>
+        </w:rPr>
+        <w:t xml:space="preserve">      if (extra) extra(response);</w:t>
+      </w:r>
+    </w:p>
+    <w:p>
+      <w:r>
+        <w:rPr>
+          <w:rFonts w:ascii="Courier New" w:hAnsi="Courier New"/>
+          <w:sz w:val="20"/>
+        </w:rPr>
+        <w:t xml:space="preserve">    },</w:t>
+      </w:r>
+    </w:p>
+    <w:p>
+      <w:r>
+        <w:rPr>
+          <w:rFonts w:ascii="Courier New" w:hAnsi="Courier New"/>
+          <w:sz w:val="20"/>
+        </w:rPr>
+        <w:t xml:space="preserve">  });</w:t>
+      </w:r>
+    </w:p>
+    <w:p>
+      <w:r>
+        <w:rPr>
+          <w:rFonts w:ascii="Courier New" w:hAnsi="Courier New"/>
+          <w:sz w:val="20"/>
+        </w:rPr>
+        <w:t>}</w:t>
+      </w:r>
+    </w:p>
+    <w:p/>
+    <w:p>
+      <w:r>
+        <w:rPr>
+          <w:rFonts w:ascii="Courier New" w:hAnsi="Courier New"/>
+          <w:sz w:val="20"/>
+        </w:rPr>
+        <w:t>$(function () {</w:t>
+      </w:r>
+    </w:p>
+    <w:p>
+      <w:r>
+        <w:rPr>
+          <w:rFonts w:ascii="Courier New" w:hAnsi="Courier New"/>
+          <w:sz w:val="20"/>
+        </w:rPr>
+        <w:t xml:space="preserve">  startMonitoring();</w:t>
+      </w:r>
+    </w:p>
+    <w:p/>
+    <w:p>
+      <w:r>
+        <w:rPr>
+          <w:rFonts w:ascii="Courier New" w:hAnsi="Courier New"/>
+          <w:sz w:val="20"/>
+        </w:rPr>
+        <w:t xml:space="preserve">  $("#btn_env").on("click", function () {</w:t>
+      </w:r>
+    </w:p>
+    <w:p>
+      <w:r>
+        <w:rPr>
+          <w:rFonts w:ascii="Courier New" w:hAnsi="Courier New"/>
+          <w:sz w:val="20"/>
+        </w:rPr>
+        <w:t xml:space="preserve">    sendCommand("/connect", "cmd_env", function (r) {</w:t>
+      </w:r>
+    </w:p>
+    <w:p>
+      <w:r>
+        <w:rPr>
+          <w:rFonts w:ascii="Courier New" w:hAnsi="Courier New"/>
+          <w:sz w:val="20"/>
+        </w:rPr>
+        <w:t xml:space="preserve">      var h = r.heater_power;</w:t>
+      </w:r>
+    </w:p>
+    <w:p>
+      <w:r>
+        <w:rPr>
+          <w:rFonts w:ascii="Courier New" w:hAnsi="Courier New"/>
+          <w:sz w:val="20"/>
+        </w:rPr>
+        <w:t xml:space="preserve">      $("#cmd_env_reply").text(</w:t>
+      </w:r>
+    </w:p>
+    <w:p>
+      <w:r>
+        <w:rPr>
+          <w:rFonts w:ascii="Courier New" w:hAnsi="Courier New"/>
+          <w:sz w:val="20"/>
+        </w:rPr>
+        <w:t xml:space="preserve">        h !== undefined &amp;&amp; h !== null &amp;&amp; String(h) !== "" ? "heat=" + h : ""</w:t>
+      </w:r>
+    </w:p>
+    <w:p>
+      <w:r>
+        <w:rPr>
+          <w:rFonts w:ascii="Courier New" w:hAnsi="Courier New"/>
+          <w:sz w:val="20"/>
+        </w:rPr>
+        <w:t xml:space="preserve">      );</w:t>
+      </w:r>
+    </w:p>
+    <w:p>
+      <w:r>
+        <w:rPr>
+          <w:rFonts w:ascii="Courier New" w:hAnsi="Courier New"/>
+          <w:sz w:val="20"/>
+        </w:rPr>
+        <w:t xml:space="preserve">      $("#chain_out").text(JSON.stringify(r, null, 2));</w:t>
+      </w:r>
+    </w:p>
+    <w:p>
+      <w:r>
+        <w:rPr>
+          <w:rFonts w:ascii="Courier New" w:hAnsi="Courier New"/>
+          <w:sz w:val="20"/>
+        </w:rPr>
+        <w:t xml:space="preserve">    });</w:t>
+      </w:r>
+    </w:p>
+    <w:p>
+      <w:r>
+        <w:rPr>
+          <w:rFonts w:ascii="Courier New" w:hAnsi="Courier New"/>
+          <w:sz w:val="20"/>
+        </w:rPr>
+        <w:t xml:space="preserve">  });</w:t>
+      </w:r>
+    </w:p>
+    <w:p/>
+    <w:p>
+      <w:r>
+        <w:rPr>
+          <w:rFonts w:ascii="Courier New" w:hAnsi="Courier New"/>
+          <w:sz w:val="20"/>
+        </w:rPr>
+        <w:t xml:space="preserve">  $("#btn_score").on("click", function () {</w:t>
+      </w:r>
+    </w:p>
+    <w:p>
+      <w:r>
+        <w:rPr>
+          <w:rFonts w:ascii="Courier New" w:hAnsi="Courier New"/>
+          <w:sz w:val="20"/>
+        </w:rPr>
+        <w:t xml:space="preserve">    sendCommand("/command/score", "cmd_score");</w:t>
+      </w:r>
+    </w:p>
+    <w:p>
+      <w:r>
+        <w:rPr>
+          <w:rFonts w:ascii="Courier New" w:hAnsi="Courier New"/>
+          <w:sz w:val="20"/>
+        </w:rPr>
+        <w:t xml:space="preserve">  });</w:t>
+      </w:r>
+    </w:p>
+    <w:p>
+      <w:r>
+        <w:rPr>
+          <w:rFonts w:ascii="Courier New" w:hAnsi="Courier New"/>
+          <w:sz w:val="20"/>
+        </w:rPr>
+        <w:t xml:space="preserve">  $("#btn_zone").on("click", function () {</w:t>
+      </w:r>
+    </w:p>
+    <w:p>
+      <w:r>
+        <w:rPr>
+          <w:rFonts w:ascii="Courier New" w:hAnsi="Courier New"/>
+          <w:sz w:val="20"/>
+        </w:rPr>
+        <w:t xml:space="preserve">    sendCommand("/command/zone", "cmd_zone");</w:t>
+      </w:r>
+    </w:p>
+    <w:p>
+      <w:r>
+        <w:rPr>
+          <w:rFonts w:ascii="Courier New" w:hAnsi="Courier New"/>
+          <w:sz w:val="20"/>
+        </w:rPr>
+        <w:t xml:space="preserve">  });</w:t>
+      </w:r>
+    </w:p>
+    <w:p>
+      <w:r>
+        <w:rPr>
+          <w:rFonts w:ascii="Courier New" w:hAnsi="Courier New"/>
+          <w:sz w:val="20"/>
+        </w:rPr>
+        <w:t xml:space="preserve">  $("#btn_board").on("click", function () {</w:t>
+      </w:r>
+    </w:p>
+    <w:p>
+      <w:r>
+        <w:rPr>
+          <w:rFonts w:ascii="Courier New" w:hAnsi="Courier New"/>
+          <w:sz w:val="20"/>
+        </w:rPr>
+        <w:t xml:space="preserve">    sendCommand("/command/board", "cmd_board");</w:t>
+      </w:r>
+    </w:p>
+    <w:p>
+      <w:r>
+        <w:rPr>
+          <w:rFonts w:ascii="Courier New" w:hAnsi="Courier New"/>
+          <w:sz w:val="20"/>
+        </w:rPr>
+        <w:t xml:space="preserve">  });</w:t>
+      </w:r>
+    </w:p>
+    <w:p>
+      <w:r>
+        <w:rPr>
+          <w:rFonts w:ascii="Courier New" w:hAnsi="Courier New"/>
+          <w:sz w:val="20"/>
+        </w:rPr>
+        <w:t>});</w:t>
+      </w:r>
+    </w:p>
+    <w:p>
+      <w:r>
+        <w:rPr>
+          <w:rFonts w:ascii="Courier New" w:hAnsi="Courier New"/>
+          <w:sz w:val="20"/>
+        </w:rPr>
+        <w:t>&lt;!DOCTYPE html&gt;</w:t>
+      </w:r>
+    </w:p>
+    <w:p>
+      <w:r>
+        <w:rPr>
+          <w:rFonts w:ascii="Courier New" w:hAnsi="Courier New"/>
+          <w:sz w:val="20"/>
+        </w:rPr>
+        <w:t>&lt;html lang="ru"&gt;</w:t>
+      </w:r>
+    </w:p>
+    <w:p>
+      <w:r>
+        <w:rPr>
+          <w:rFonts w:ascii="Courier New" w:hAnsi="Courier New"/>
+          <w:sz w:val="20"/>
+        </w:rPr>
+        <w:t xml:space="preserve">  &lt;head&gt;</w:t>
+      </w:r>
+    </w:p>
+    <w:p>
+      <w:r>
+        <w:rPr>
+          <w:rFonts w:ascii="Courier New" w:hAnsi="Courier New"/>
+          <w:sz w:val="20"/>
+        </w:rPr>
+        <w:t xml:space="preserve">    &lt;meta charset="utf-8" /&gt;</w:t>
+      </w:r>
+    </w:p>
+    <w:p>
+      <w:r>
+        <w:rPr>
+          <w:rFonts w:ascii="Courier New" w:hAnsi="Courier New"/>
+          <w:sz w:val="20"/>
+        </w:rPr>
+        <w:t xml:space="preserve">    &lt;title&gt;График температуры — лаб. 9&lt;/title&gt;</w:t>
+      </w:r>
+    </w:p>
+    <w:p>
+      <w:r>
+        <w:rPr>
+          <w:rFonts w:ascii="Courier New" w:hAnsi="Courier New"/>
+          <w:sz w:val="20"/>
+        </w:rPr>
+        <w:t xml:space="preserve">    &lt;link rel="stylesheet" href="{{ url_for('static', filename='css/main.css') }}" /&gt;</w:t>
+      </w:r>
+    </w:p>
+    <w:p>
+      <w:r>
+        <w:rPr>
+          <w:rFonts w:ascii="Courier New" w:hAnsi="Courier New"/>
+          <w:sz w:val="20"/>
+        </w:rPr>
+        <w:t xml:space="preserve">  &lt;/head&gt;</w:t>
+      </w:r>
+    </w:p>
+    <w:p>
+      <w:r>
+        <w:rPr>
+          <w:rFonts w:ascii="Courier New" w:hAnsi="Courier New"/>
+          <w:sz w:val="20"/>
+        </w:rPr>
+        <w:t xml:space="preserve">  &lt;body&gt;</w:t>
+      </w:r>
+    </w:p>
+    <w:p>
+      <w:r>
+        <w:rPr>
+          <w:rFonts w:ascii="Courier New" w:hAnsi="Courier New"/>
+          <w:sz w:val="20"/>
+        </w:rPr>
+        <w:t xml:space="preserve">    &lt;p&gt;&lt;a href="{{ url_for('index') }}"&gt;← На главную&lt;/a&gt;&lt;/p&gt;</w:t>
+      </w:r>
+    </w:p>
+    <w:p>
+      <w:r>
+        <w:rPr>
+          <w:rFonts w:ascii="Courier New" w:hAnsi="Courier New"/>
+          <w:sz w:val="20"/>
+        </w:rPr>
+        <w:t xml:space="preserve">    &lt;h1&gt;Визуализация (Chart.js, методичка лаб. 9)&lt;/h1&gt;</w:t>
+      </w:r>
+    </w:p>
+    <w:p>
+      <w:r>
+        <w:rPr>
+          <w:rFonts w:ascii="Courier New" w:hAnsi="Courier New"/>
+          <w:sz w:val="20"/>
+        </w:rPr>
+        <w:t xml:space="preserve">    &lt;p&gt;Среднее и макс: &lt;span id="stats"&gt;&lt;/span&gt;&lt;/p&gt;</w:t>
+      </w:r>
+    </w:p>
+    <w:p>
+      <w:r>
+        <w:rPr>
+          <w:rFonts w:ascii="Courier New" w:hAnsi="Courier New"/>
+          <w:sz w:val="20"/>
+        </w:rPr>
+        <w:t xml:space="preserve">    &lt;div class="chart-wrap"&gt;</w:t>
+      </w:r>
+    </w:p>
+    <w:p>
+      <w:r>
+        <w:rPr>
+          <w:rFonts w:ascii="Courier New" w:hAnsi="Courier New"/>
+          <w:sz w:val="20"/>
+        </w:rPr>
+        <w:t xml:space="preserve">      &lt;canvas id="tempChart" width="800" height="400"&gt;&lt;/canvas&gt;</w:t>
+      </w:r>
+    </w:p>
+    <w:p>
+      <w:r>
+        <w:rPr>
+          <w:rFonts w:ascii="Courier New" w:hAnsi="Courier New"/>
+          <w:sz w:val="20"/>
+        </w:rPr>
+        <w:t xml:space="preserve">    &lt;/div&gt;</w:t>
+      </w:r>
+    </w:p>
+    <w:p>
+      <w:r>
+        <w:rPr>
+          <w:rFonts w:ascii="Courier New" w:hAnsi="Courier New"/>
+          <w:sz w:val="20"/>
+        </w:rPr>
+        <w:t xml:space="preserve">    &lt;script src="https://unpkg.com/chart.js@3.5.0/dist/chart.min.js"&gt;&lt;/script&gt;</w:t>
+      </w:r>
+    </w:p>
+    <w:p>
+      <w:r>
+        <w:rPr>
+          <w:rFonts w:ascii="Courier New" w:hAnsi="Courier New"/>
+          <w:sz w:val="20"/>
+        </w:rPr>
+        <w:t xml:space="preserve">    &lt;script src="{{ url_for('static', filename='js/charts.js') }}"&gt;&lt;/script&gt;</w:t>
+      </w:r>
+    </w:p>
+    <w:p>
+      <w:r>
+        <w:rPr>
+          <w:rFonts w:ascii="Courier New" w:hAnsi="Courier New"/>
+          <w:sz w:val="20"/>
+        </w:rPr>
+        <w:t xml:space="preserve">  &lt;/body&gt;</w:t>
+      </w:r>
+    </w:p>
+    <w:p>
+      <w:r>
+        <w:rPr>
+          <w:rFonts w:ascii="Courier New" w:hAnsi="Courier New"/>
+          <w:sz w:val="20"/>
+        </w:rPr>
+        <w:t>&lt;/html&gt;</w:t>
+      </w:r>
+    </w:p>
+    <w:p>
+      <w:r>
+        <w:rPr>
+          <w:rFonts w:ascii="Courier New" w:hAnsi="Courier New"/>
+          <w:sz w:val="20"/>
+        </w:rPr>
+        <w:t>async function loadStats() {</w:t>
+      </w:r>
+    </w:p>
+    <w:p>
+      <w:r>
+        <w:rPr>
+          <w:rFonts w:ascii="Courier New" w:hAnsi="Courier New"/>
+          <w:sz w:val="20"/>
+        </w:rPr>
+        <w:t xml:space="preserve">  var r = await fetch("/stats");</w:t>
+      </w:r>
+    </w:p>
+    <w:p>
+      <w:r>
+        <w:rPr>
+          <w:rFonts w:ascii="Courier New" w:hAnsi="Courier New"/>
+          <w:sz w:val="20"/>
+        </w:rPr>
+        <w:t xml:space="preserve">  var j = await r.json();</w:t>
+      </w:r>
+    </w:p>
+    <w:p>
+      <w:r>
+        <w:rPr>
+          <w:rFonts w:ascii="Courier New" w:hAnsi="Courier New"/>
+          <w:sz w:val="20"/>
+        </w:rPr>
+        <w:t xml:space="preserve">  document.getElementById("stats").textContent =</w:t>
+      </w:r>
+    </w:p>
+    <w:p>
+      <w:r>
+        <w:rPr>
+          <w:rFonts w:ascii="Courier New" w:hAnsi="Courier New"/>
+          <w:sz w:val="20"/>
+        </w:rPr>
+        <w:t xml:space="preserve">    "среднее: " + (j.avg_temperature != null ? j.avg_temperature.toFixed(2) : "—") +</w:t>
+      </w:r>
+    </w:p>
+    <w:p>
+      <w:r>
+        <w:rPr>
+          <w:rFonts w:ascii="Courier New" w:hAnsi="Courier New"/>
+          <w:sz w:val="20"/>
+        </w:rPr>
+        <w:t xml:space="preserve">    ", макс: " + (j.max_temperature != null ? j.max_temperature.toFixed(2) : "—");</w:t>
+      </w:r>
+    </w:p>
+    <w:p>
+      <w:r>
+        <w:rPr>
+          <w:rFonts w:ascii="Courier New" w:hAnsi="Courier New"/>
+          <w:sz w:val="20"/>
+        </w:rPr>
+        <w:t>}</w:t>
+      </w:r>
+    </w:p>
+    <w:p/>
+    <w:p>
+      <w:r>
+        <w:rPr>
+          <w:rFonts w:ascii="Courier New" w:hAnsi="Courier New"/>
+          <w:sz w:val="20"/>
+        </w:rPr>
+        <w:t>async function loadChart() {</w:t>
+      </w:r>
+    </w:p>
+    <w:p>
+      <w:r>
+        <w:rPr>
+          <w:rFonts w:ascii="Courier New" w:hAnsi="Courier New"/>
+          <w:sz w:val="20"/>
+        </w:rPr>
+        <w:t xml:space="preserve">  var r = await fetch("/chart_data");</w:t>
+      </w:r>
+    </w:p>
+    <w:p>
+      <w:r>
+        <w:rPr>
+          <w:rFonts w:ascii="Courier New" w:hAnsi="Courier New"/>
+          <w:sz w:val="20"/>
+        </w:rPr>
+        <w:t xml:space="preserve">  var data = await r.json();</w:t>
+      </w:r>
+    </w:p>
+    <w:p>
+      <w:r>
+        <w:rPr>
+          <w:rFonts w:ascii="Courier New" w:hAnsi="Courier New"/>
+          <w:sz w:val="20"/>
+        </w:rPr>
+        <w:t xml:space="preserve">  var ctx = document.getElementById("tempChart");</w:t>
+      </w:r>
+    </w:p>
+    <w:p>
+      <w:r>
+        <w:rPr>
+          <w:rFonts w:ascii="Courier New" w:hAnsi="Courier New"/>
+          <w:sz w:val="20"/>
+        </w:rPr>
+        <w:t xml:space="preserve">  if (!ctx) return;</w:t>
+      </w:r>
+    </w:p>
+    <w:p>
+      <w:r>
+        <w:rPr>
+          <w:rFonts w:ascii="Courier New" w:hAnsi="Courier New"/>
+          <w:sz w:val="20"/>
+        </w:rPr>
+        <w:t xml:space="preserve">  if (!data.labels || data.labels.length === 0) {</w:t>
+      </w:r>
+    </w:p>
+    <w:p>
+      <w:r>
+        <w:rPr>
+          <w:rFonts w:ascii="Courier New" w:hAnsi="Courier New"/>
+          <w:sz w:val="20"/>
+        </w:rPr>
+        <w:t xml:space="preserve">    ctx.parentNode.innerHTML = "&lt;p&gt;Нет точек в журнале. Откройте эмулятор и несколько раз отправьте температуру через /connect.&lt;/p&gt;";</w:t>
+      </w:r>
+    </w:p>
+    <w:p>
+      <w:r>
+        <w:rPr>
+          <w:rFonts w:ascii="Courier New" w:hAnsi="Courier New"/>
+          <w:sz w:val="20"/>
+        </w:rPr>
+        <w:t xml:space="preserve">    return;</w:t>
+      </w:r>
+    </w:p>
+    <w:p>
+      <w:r>
+        <w:rPr>
+          <w:rFonts w:ascii="Courier New" w:hAnsi="Courier New"/>
+          <w:sz w:val="20"/>
+        </w:rPr>
+        <w:t xml:space="preserve">  }</w:t>
+      </w:r>
+    </w:p>
+    <w:p/>
+    <w:p>
+      <w:r>
+        <w:rPr>
+          <w:rFonts w:ascii="Courier New" w:hAnsi="Courier New"/>
+          <w:sz w:val="20"/>
+        </w:rPr>
+        <w:t xml:space="preserve">  new Chart(ctx, {</w:t>
+      </w:r>
+    </w:p>
+    <w:p>
+      <w:r>
+        <w:rPr>
+          <w:rFonts w:ascii="Courier New" w:hAnsi="Courier New"/>
+          <w:sz w:val="20"/>
+        </w:rPr>
+        <w:t xml:space="preserve">    type: "line",</w:t>
+      </w:r>
+    </w:p>
+    <w:p>
+      <w:r>
+        <w:rPr>
+          <w:rFonts w:ascii="Courier New" w:hAnsi="Courier New"/>
+          <w:sz w:val="20"/>
+        </w:rPr>
+        <w:t xml:space="preserve">    data: {</w:t>
+      </w:r>
+    </w:p>
+    <w:p>
+      <w:r>
+        <w:rPr>
+          <w:rFonts w:ascii="Courier New" w:hAnsi="Courier New"/>
+          <w:sz w:val="20"/>
+        </w:rPr>
+        <w:t xml:space="preserve">      labels: data.labels,</w:t>
+      </w:r>
+    </w:p>
+    <w:p>
+      <w:r>
+        <w:rPr>
+          <w:rFonts w:ascii="Courier New" w:hAnsi="Courier New"/>
+          <w:sz w:val="20"/>
+        </w:rPr>
+        <w:t xml:space="preserve">      datasets: [</w:t>
+      </w:r>
+    </w:p>
+    <w:p>
+      <w:r>
+        <w:rPr>
+          <w:rFonts w:ascii="Courier New" w:hAnsi="Courier New"/>
+          <w:sz w:val="20"/>
+        </w:rPr>
+        <w:t xml:space="preserve">        {</w:t>
+      </w:r>
+    </w:p>
+    <w:p>
+      <w:r>
+        <w:rPr>
+          <w:rFonts w:ascii="Courier New" w:hAnsi="Courier New"/>
+          <w:sz w:val="20"/>
+        </w:rPr>
+        <w:t xml:space="preserve">          label: "Температура, °C",</w:t>
+      </w:r>
+    </w:p>
+    <w:p>
+      <w:r>
+        <w:rPr>
+          <w:rFonts w:ascii="Courier New" w:hAnsi="Courier New"/>
+          <w:sz w:val="20"/>
+        </w:rPr>
+        <w:t xml:space="preserve">          data: data.values,</w:t>
+      </w:r>
+    </w:p>
+    <w:p>
+      <w:r>
+        <w:rPr>
+          <w:rFonts w:ascii="Courier New" w:hAnsi="Courier New"/>
+          <w:sz w:val="20"/>
+        </w:rPr>
+        <w:t xml:space="preserve">          borderColor: "rgb(54, 162, 235)",</w:t>
+      </w:r>
+    </w:p>
+    <w:p>
+      <w:r>
+        <w:rPr>
+          <w:rFonts w:ascii="Courier New" w:hAnsi="Courier New"/>
+          <w:sz w:val="20"/>
+        </w:rPr>
+        <w:t xml:space="preserve">          backgroundColor: "rgba(54, 162, 235, 0.15)",</w:t>
+      </w:r>
+    </w:p>
+    <w:p>
+      <w:r>
+        <w:rPr>
+          <w:rFonts w:ascii="Courier New" w:hAnsi="Courier New"/>
+          <w:sz w:val="20"/>
+        </w:rPr>
+        <w:t xml:space="preserve">          tension: 0.35,</w:t>
+      </w:r>
+    </w:p>
+    <w:p>
+      <w:r>
+        <w:rPr>
+          <w:rFonts w:ascii="Courier New" w:hAnsi="Courier New"/>
+          <w:sz w:val="20"/>
+        </w:rPr>
+        <w:t xml:space="preserve">          fill: true,</w:t>
+      </w:r>
+    </w:p>
+    <w:p>
+      <w:r>
+        <w:rPr>
+          <w:rFonts w:ascii="Courier New" w:hAnsi="Courier New"/>
+          <w:sz w:val="20"/>
+        </w:rPr>
+        <w:t xml:space="preserve">        },</w:t>
+      </w:r>
+    </w:p>
+    <w:p>
+      <w:r>
+        <w:rPr>
+          <w:rFonts w:ascii="Courier New" w:hAnsi="Courier New"/>
+          <w:sz w:val="20"/>
+        </w:rPr>
+        <w:t xml:space="preserve">      ],</w:t>
+      </w:r>
+    </w:p>
+    <w:p>
+      <w:r>
+        <w:rPr>
+          <w:rFonts w:ascii="Courier New" w:hAnsi="Courier New"/>
+          <w:sz w:val="20"/>
+        </w:rPr>
+        <w:t xml:space="preserve">    },</w:t>
+      </w:r>
+    </w:p>
+    <w:p>
+      <w:r>
+        <w:rPr>
+          <w:rFonts w:ascii="Courier New" w:hAnsi="Courier New"/>
+          <w:sz w:val="20"/>
+        </w:rPr>
+        <w:t xml:space="preserve">    options: {</w:t>
+      </w:r>
+    </w:p>
+    <w:p>
+      <w:r>
+        <w:rPr>
+          <w:rFonts w:ascii="Courier New" w:hAnsi="Courier New"/>
+          <w:sz w:val="20"/>
+        </w:rPr>
+        <w:t xml:space="preserve">      responsive: true,</w:t>
+      </w:r>
+    </w:p>
+    <w:p>
+      <w:r>
+        <w:rPr>
+          <w:rFonts w:ascii="Courier New" w:hAnsi="Courier New"/>
+          <w:sz w:val="20"/>
+        </w:rPr>
+        <w:t xml:space="preserve">      plugins: {</w:t>
+      </w:r>
+    </w:p>
+    <w:p>
+      <w:r>
+        <w:rPr>
+          <w:rFonts w:ascii="Courier New" w:hAnsi="Courier New"/>
+          <w:sz w:val="20"/>
+        </w:rPr>
+        <w:t xml:space="preserve">        legend: { display: true },</w:t>
+      </w:r>
+    </w:p>
+    <w:p>
+      <w:r>
+        <w:rPr>
+          <w:rFonts w:ascii="Courier New" w:hAnsi="Courier New"/>
+          <w:sz w:val="20"/>
+        </w:rPr>
+        <w:t xml:space="preserve">        title: { display: true, text: "Журнал температуры" },</w:t>
+      </w:r>
+    </w:p>
+    <w:p>
+      <w:r>
+        <w:rPr>
+          <w:rFonts w:ascii="Courier New" w:hAnsi="Courier New"/>
+          <w:sz w:val="20"/>
+        </w:rPr>
+        <w:t xml:space="preserve">      },</w:t>
+      </w:r>
+    </w:p>
+    <w:p>
+      <w:r>
+        <w:rPr>
+          <w:rFonts w:ascii="Courier New" w:hAnsi="Courier New"/>
+          <w:sz w:val="20"/>
+        </w:rPr>
+        <w:t xml:space="preserve">      scales: {</w:t>
+      </w:r>
+    </w:p>
+    <w:p>
+      <w:r>
+        <w:rPr>
+          <w:rFonts w:ascii="Courier New" w:hAnsi="Courier New"/>
+          <w:sz w:val="20"/>
+        </w:rPr>
+        <w:t xml:space="preserve">        y: { beginAtZero: false },</w:t>
+      </w:r>
+    </w:p>
+    <w:p>
+      <w:r>
+        <w:rPr>
+          <w:rFonts w:ascii="Courier New" w:hAnsi="Courier New"/>
+          <w:sz w:val="20"/>
+        </w:rPr>
+        <w:t xml:space="preserve">      },</w:t>
+      </w:r>
+    </w:p>
+    <w:p>
+      <w:r>
+        <w:rPr>
+          <w:rFonts w:ascii="Courier New" w:hAnsi="Courier New"/>
+          <w:sz w:val="20"/>
+        </w:rPr>
+        <w:t xml:space="preserve">    },</w:t>
+      </w:r>
+    </w:p>
+    <w:p>
+      <w:r>
+        <w:rPr>
+          <w:rFonts w:ascii="Courier New" w:hAnsi="Courier New"/>
+          <w:sz w:val="20"/>
+        </w:rPr>
+        <w:t xml:space="preserve">  });</w:t>
+      </w:r>
+    </w:p>
+    <w:p>
+      <w:r>
+        <w:rPr>
+          <w:rFonts w:ascii="Courier New" w:hAnsi="Courier New"/>
+          <w:sz w:val="20"/>
+        </w:rPr>
+        <w:t>}</w:t>
+      </w:r>
+    </w:p>
+    <w:p/>
+    <w:p>
+      <w:r>
+        <w:rPr>
+          <w:rFonts w:ascii="Courier New" w:hAnsi="Courier New"/>
+          <w:sz w:val="20"/>
+        </w:rPr>
+        <w:t>document.addEventListener("DOMContentLoaded", function () {</w:t>
+      </w:r>
+    </w:p>
+    <w:p>
+      <w:r>
+        <w:rPr>
+          <w:rFonts w:ascii="Courier New" w:hAnsi="Courier New"/>
+          <w:sz w:val="20"/>
+        </w:rPr>
+        <w:t xml:space="preserve">  loadStats();</w:t>
+      </w:r>
+    </w:p>
+    <w:p>
+      <w:r>
+        <w:rPr>
+          <w:rFonts w:ascii="Courier New" w:hAnsi="Courier New"/>
+          <w:sz w:val="20"/>
+        </w:rPr>
+        <w:t xml:space="preserve">  loadChart();</w:t>
+      </w:r>
+    </w:p>
+    <w:p>
+      <w:r>
+        <w:rPr>
+          <w:rFonts w:ascii="Courier New" w:hAnsi="Courier New"/>
+          <w:sz w:val="20"/>
+        </w:rPr>
+        <w:t>});</w:t>
       </w:r>
     </w:p>
     <w:sectPr>
